--- a/DAY-10/Project Work (Part-2)- Set Up a Live WordPress Instance on AWS EC2.docx
+++ b/DAY-10/Project Work (Part-2)- Set Up a Live WordPress Instance on AWS EC2.docx
@@ -1287,17 +1287,31 @@
           <w14:ligatures w14:val="none"/>
         </w:rPr>
       </w:pPr>
-      <w:r>
-        <w:rPr>
-          <w:rFonts w:ascii="Georgia" w:eastAsia="Times New Roman" w:hAnsi="Georgia" w:cs="Times New Roman"/>
-          <w:color w:val="000000" w:themeColor="text1"/>
-          <w:kern w:val="0"/>
-          <w:sz w:val="24"/>
-          <w:szCs w:val="24"/>
-          <w:lang w:val="en-US" w:eastAsia="en-IN"/>
-          <w14:ligatures w14:val="none"/>
-        </w:rPr>
-        <w:t>sudo apt update</w:t>
+      <w:proofErr w:type="spellStart"/>
+      <w:r>
+        <w:rPr>
+          <w:rFonts w:ascii="Georgia" w:eastAsia="Times New Roman" w:hAnsi="Georgia" w:cs="Times New Roman"/>
+          <w:color w:val="000000" w:themeColor="text1"/>
+          <w:kern w:val="0"/>
+          <w:sz w:val="24"/>
+          <w:szCs w:val="24"/>
+          <w:lang w:val="en-US" w:eastAsia="en-IN"/>
+          <w14:ligatures w14:val="none"/>
+        </w:rPr>
+        <w:t>sudo</w:t>
+      </w:r>
+      <w:proofErr w:type="spellEnd"/>
+      <w:r>
+        <w:rPr>
+          <w:rFonts w:ascii="Georgia" w:eastAsia="Times New Roman" w:hAnsi="Georgia" w:cs="Times New Roman"/>
+          <w:color w:val="000000" w:themeColor="text1"/>
+          <w:kern w:val="0"/>
+          <w:sz w:val="24"/>
+          <w:szCs w:val="24"/>
+          <w:lang w:val="en-US" w:eastAsia="en-IN"/>
+          <w14:ligatures w14:val="none"/>
+        </w:rPr>
+        <w:t xml:space="preserve"> apt update</w:t>
       </w:r>
     </w:p>
     <w:p>
@@ -1419,17 +1433,31 @@
           <w14:ligatures w14:val="none"/>
         </w:rPr>
       </w:pPr>
-      <w:r>
-        <w:rPr>
-          <w:rFonts w:ascii="Georgia" w:eastAsia="Times New Roman" w:hAnsi="Georgia" w:cs="Times New Roman"/>
-          <w:color w:val="000000" w:themeColor="text1"/>
-          <w:kern w:val="0"/>
-          <w:sz w:val="24"/>
-          <w:szCs w:val="24"/>
-          <w:lang w:val="en-US" w:eastAsia="en-IN"/>
-          <w14:ligatures w14:val="none"/>
-        </w:rPr>
-        <w:t>sudo apt install apache2 -y</w:t>
+      <w:proofErr w:type="spellStart"/>
+      <w:r>
+        <w:rPr>
+          <w:rFonts w:ascii="Georgia" w:eastAsia="Times New Roman" w:hAnsi="Georgia" w:cs="Times New Roman"/>
+          <w:color w:val="000000" w:themeColor="text1"/>
+          <w:kern w:val="0"/>
+          <w:sz w:val="24"/>
+          <w:szCs w:val="24"/>
+          <w:lang w:val="en-US" w:eastAsia="en-IN"/>
+          <w14:ligatures w14:val="none"/>
+        </w:rPr>
+        <w:t>sudo</w:t>
+      </w:r>
+      <w:proofErr w:type="spellEnd"/>
+      <w:r>
+        <w:rPr>
+          <w:rFonts w:ascii="Georgia" w:eastAsia="Times New Roman" w:hAnsi="Georgia" w:cs="Times New Roman"/>
+          <w:color w:val="000000" w:themeColor="text1"/>
+          <w:kern w:val="0"/>
+          <w:sz w:val="24"/>
+          <w:szCs w:val="24"/>
+          <w:lang w:val="en-US" w:eastAsia="en-IN"/>
+          <w14:ligatures w14:val="none"/>
+        </w:rPr>
+        <w:t xml:space="preserve"> apt install apache2 -y</w:t>
       </w:r>
     </w:p>
     <w:p>
@@ -1503,17 +1531,57 @@
           <w14:ligatures w14:val="none"/>
         </w:rPr>
       </w:pPr>
-      <w:r>
-        <w:rPr>
-          <w:rFonts w:ascii="Georgia" w:eastAsia="Times New Roman" w:hAnsi="Georgia" w:cs="Times New Roman"/>
-          <w:color w:val="000000" w:themeColor="text1"/>
-          <w:kern w:val="0"/>
-          <w:sz w:val="24"/>
-          <w:szCs w:val="24"/>
-          <w:lang w:val="en-US" w:eastAsia="en-IN"/>
-          <w14:ligatures w14:val="none"/>
-        </w:rPr>
-        <w:t>sudo systemctl start apache2</w:t>
+      <w:proofErr w:type="spellStart"/>
+      <w:r>
+        <w:rPr>
+          <w:rFonts w:ascii="Georgia" w:eastAsia="Times New Roman" w:hAnsi="Georgia" w:cs="Times New Roman"/>
+          <w:color w:val="000000" w:themeColor="text1"/>
+          <w:kern w:val="0"/>
+          <w:sz w:val="24"/>
+          <w:szCs w:val="24"/>
+          <w:lang w:val="en-US" w:eastAsia="en-IN"/>
+          <w14:ligatures w14:val="none"/>
+        </w:rPr>
+        <w:t>sudo</w:t>
+      </w:r>
+      <w:proofErr w:type="spellEnd"/>
+      <w:r>
+        <w:rPr>
+          <w:rFonts w:ascii="Georgia" w:eastAsia="Times New Roman" w:hAnsi="Georgia" w:cs="Times New Roman"/>
+          <w:color w:val="000000" w:themeColor="text1"/>
+          <w:kern w:val="0"/>
+          <w:sz w:val="24"/>
+          <w:szCs w:val="24"/>
+          <w:lang w:val="en-US" w:eastAsia="en-IN"/>
+          <w14:ligatures w14:val="none"/>
+        </w:rPr>
+        <w:t xml:space="preserve"> </w:t>
+      </w:r>
+      <w:proofErr w:type="spellStart"/>
+      <w:r>
+        <w:rPr>
+          <w:rFonts w:ascii="Georgia" w:eastAsia="Times New Roman" w:hAnsi="Georgia" w:cs="Times New Roman"/>
+          <w:color w:val="000000" w:themeColor="text1"/>
+          <w:kern w:val="0"/>
+          <w:sz w:val="24"/>
+          <w:szCs w:val="24"/>
+          <w:lang w:val="en-US" w:eastAsia="en-IN"/>
+          <w14:ligatures w14:val="none"/>
+        </w:rPr>
+        <w:t>systemctl</w:t>
+      </w:r>
+      <w:proofErr w:type="spellEnd"/>
+      <w:r>
+        <w:rPr>
+          <w:rFonts w:ascii="Georgia" w:eastAsia="Times New Roman" w:hAnsi="Georgia" w:cs="Times New Roman"/>
+          <w:color w:val="000000" w:themeColor="text1"/>
+          <w:kern w:val="0"/>
+          <w:sz w:val="24"/>
+          <w:szCs w:val="24"/>
+          <w:lang w:val="en-US" w:eastAsia="en-IN"/>
+          <w14:ligatures w14:val="none"/>
+        </w:rPr>
+        <w:t xml:space="preserve"> start apache2</w:t>
       </w:r>
     </w:p>
     <w:p>
@@ -1587,17 +1655,57 @@
           <w14:ligatures w14:val="none"/>
         </w:rPr>
       </w:pPr>
-      <w:r>
-        <w:rPr>
-          <w:rFonts w:ascii="Georgia" w:eastAsia="Times New Roman" w:hAnsi="Georgia" w:cs="Times New Roman"/>
-          <w:color w:val="000000" w:themeColor="text1"/>
-          <w:kern w:val="0"/>
-          <w:sz w:val="24"/>
-          <w:szCs w:val="24"/>
-          <w:lang w:val="en-US" w:eastAsia="en-IN"/>
-          <w14:ligatures w14:val="none"/>
-        </w:rPr>
-        <w:t>sudo systemctl enable apache2</w:t>
+      <w:proofErr w:type="spellStart"/>
+      <w:r>
+        <w:rPr>
+          <w:rFonts w:ascii="Georgia" w:eastAsia="Times New Roman" w:hAnsi="Georgia" w:cs="Times New Roman"/>
+          <w:color w:val="000000" w:themeColor="text1"/>
+          <w:kern w:val="0"/>
+          <w:sz w:val="24"/>
+          <w:szCs w:val="24"/>
+          <w:lang w:val="en-US" w:eastAsia="en-IN"/>
+          <w14:ligatures w14:val="none"/>
+        </w:rPr>
+        <w:t>sudo</w:t>
+      </w:r>
+      <w:proofErr w:type="spellEnd"/>
+      <w:r>
+        <w:rPr>
+          <w:rFonts w:ascii="Georgia" w:eastAsia="Times New Roman" w:hAnsi="Georgia" w:cs="Times New Roman"/>
+          <w:color w:val="000000" w:themeColor="text1"/>
+          <w:kern w:val="0"/>
+          <w:sz w:val="24"/>
+          <w:szCs w:val="24"/>
+          <w:lang w:val="en-US" w:eastAsia="en-IN"/>
+          <w14:ligatures w14:val="none"/>
+        </w:rPr>
+        <w:t xml:space="preserve"> </w:t>
+      </w:r>
+      <w:proofErr w:type="spellStart"/>
+      <w:r>
+        <w:rPr>
+          <w:rFonts w:ascii="Georgia" w:eastAsia="Times New Roman" w:hAnsi="Georgia" w:cs="Times New Roman"/>
+          <w:color w:val="000000" w:themeColor="text1"/>
+          <w:kern w:val="0"/>
+          <w:sz w:val="24"/>
+          <w:szCs w:val="24"/>
+          <w:lang w:val="en-US" w:eastAsia="en-IN"/>
+          <w14:ligatures w14:val="none"/>
+        </w:rPr>
+        <w:t>systemctl</w:t>
+      </w:r>
+      <w:proofErr w:type="spellEnd"/>
+      <w:r>
+        <w:rPr>
+          <w:rFonts w:ascii="Georgia" w:eastAsia="Times New Roman" w:hAnsi="Georgia" w:cs="Times New Roman"/>
+          <w:color w:val="000000" w:themeColor="text1"/>
+          <w:kern w:val="0"/>
+          <w:sz w:val="24"/>
+          <w:szCs w:val="24"/>
+          <w:lang w:val="en-US" w:eastAsia="en-IN"/>
+          <w14:ligatures w14:val="none"/>
+        </w:rPr>
+        <w:t xml:space="preserve"> enable apache2</w:t>
       </w:r>
     </w:p>
     <w:p>
@@ -1654,17 +1762,57 @@
           <w14:ligatures w14:val="none"/>
         </w:rPr>
       </w:pPr>
-      <w:r>
-        <w:rPr>
-          <w:rFonts w:ascii="Georgia" w:eastAsia="Times New Roman" w:hAnsi="Georgia" w:cs="Times New Roman"/>
-          <w:color w:val="000000" w:themeColor="text1"/>
-          <w:kern w:val="0"/>
-          <w:sz w:val="24"/>
-          <w:szCs w:val="24"/>
-          <w:lang w:val="en-US" w:eastAsia="en-IN"/>
-          <w14:ligatures w14:val="none"/>
-        </w:rPr>
-        <w:t>sudo systemctl status apache2</w:t>
+      <w:proofErr w:type="spellStart"/>
+      <w:r>
+        <w:rPr>
+          <w:rFonts w:ascii="Georgia" w:eastAsia="Times New Roman" w:hAnsi="Georgia" w:cs="Times New Roman"/>
+          <w:color w:val="000000" w:themeColor="text1"/>
+          <w:kern w:val="0"/>
+          <w:sz w:val="24"/>
+          <w:szCs w:val="24"/>
+          <w:lang w:val="en-US" w:eastAsia="en-IN"/>
+          <w14:ligatures w14:val="none"/>
+        </w:rPr>
+        <w:t>sudo</w:t>
+      </w:r>
+      <w:proofErr w:type="spellEnd"/>
+      <w:r>
+        <w:rPr>
+          <w:rFonts w:ascii="Georgia" w:eastAsia="Times New Roman" w:hAnsi="Georgia" w:cs="Times New Roman"/>
+          <w:color w:val="000000" w:themeColor="text1"/>
+          <w:kern w:val="0"/>
+          <w:sz w:val="24"/>
+          <w:szCs w:val="24"/>
+          <w:lang w:val="en-US" w:eastAsia="en-IN"/>
+          <w14:ligatures w14:val="none"/>
+        </w:rPr>
+        <w:t xml:space="preserve"> </w:t>
+      </w:r>
+      <w:proofErr w:type="spellStart"/>
+      <w:r>
+        <w:rPr>
+          <w:rFonts w:ascii="Georgia" w:eastAsia="Times New Roman" w:hAnsi="Georgia" w:cs="Times New Roman"/>
+          <w:color w:val="000000" w:themeColor="text1"/>
+          <w:kern w:val="0"/>
+          <w:sz w:val="24"/>
+          <w:szCs w:val="24"/>
+          <w:lang w:val="en-US" w:eastAsia="en-IN"/>
+          <w14:ligatures w14:val="none"/>
+        </w:rPr>
+        <w:t>systemctl</w:t>
+      </w:r>
+      <w:proofErr w:type="spellEnd"/>
+      <w:r>
+        <w:rPr>
+          <w:rFonts w:ascii="Georgia" w:eastAsia="Times New Roman" w:hAnsi="Georgia" w:cs="Times New Roman"/>
+          <w:color w:val="000000" w:themeColor="text1"/>
+          <w:kern w:val="0"/>
+          <w:sz w:val="24"/>
+          <w:szCs w:val="24"/>
+          <w:lang w:val="en-US" w:eastAsia="en-IN"/>
+          <w14:ligatures w14:val="none"/>
+        </w:rPr>
+        <w:t xml:space="preserve"> status apache2</w:t>
       </w:r>
     </w:p>
     <w:p>
@@ -1816,6 +1964,24 @@
           <w14:ligatures w14:val="none"/>
         </w:rPr>
       </w:pPr>
+    </w:p>
+    <w:p>
+      <w:pPr>
+        <w:shd w:val="clear" w:color="auto" w:fill="FFFFFF"/>
+        <w:spacing w:after="0" w:line="480" w:lineRule="auto"/>
+        <w:jc w:val="both"/>
+        <w:textAlignment w:val="baseline"/>
+        <w:outlineLvl w:val="0"/>
+        <w:rPr>
+          <w:rFonts w:ascii="Georgia" w:eastAsia="Times New Roman" w:hAnsi="Georgia" w:cs="Times New Roman"/>
+          <w:color w:val="000000" w:themeColor="text1"/>
+          <w:kern w:val="0"/>
+          <w:sz w:val="24"/>
+          <w:szCs w:val="24"/>
+          <w:lang w:val="en-US" w:eastAsia="en-IN"/>
+          <w14:ligatures w14:val="none"/>
+        </w:rPr>
+      </w:pPr>
       <w:r>
         <w:rPr>
           <w:rFonts w:ascii="Georgia" w:eastAsia="Times New Roman" w:hAnsi="Georgia" w:cs="Times New Roman"/>
@@ -1856,26 +2022,47 @@
           <w:lang w:val="en-US" w:eastAsia="en-IN"/>
           <w14:ligatures w14:val="none"/>
         </w:rPr>
-        <w:t>Apache2 Ubuntu Default Page</w:t>
-      </w:r>
-    </w:p>
-    <w:p>
-      <w:pPr>
-        <w:shd w:val="clear" w:color="auto" w:fill="FFFFFF"/>
-        <w:spacing w:after="0" w:line="480" w:lineRule="auto"/>
-        <w:jc w:val="both"/>
-        <w:textAlignment w:val="baseline"/>
-        <w:outlineLvl w:val="0"/>
-        <w:rPr>
-          <w:rFonts w:ascii="Georgia" w:eastAsia="Times New Roman" w:hAnsi="Georgia" w:cs="Times New Roman"/>
-          <w:color w:val="000000" w:themeColor="text1"/>
-          <w:kern w:val="0"/>
-          <w:sz w:val="24"/>
-          <w:szCs w:val="24"/>
-          <w:lang w:val="en-US" w:eastAsia="en-IN"/>
-          <w14:ligatures w14:val="none"/>
-        </w:rPr>
-      </w:pPr>
+        <w:drawing>
+          <wp:inline distT="0" distB="0" distL="0" distR="0" wp14:anchorId="6F52A287" wp14:editId="08CA3AB2">
+            <wp:extent cx="5731510" cy="3731260"/>
+            <wp:effectExtent l="19050" t="19050" r="21590" b="21590"/>
+            <wp:docPr id="743659901" name="Picture 1"/>
+            <wp:cNvGraphicFramePr>
+              <a:graphicFrameLocks xmlns:a="http://schemas.openxmlformats.org/drawingml/2006/main" noChangeAspect="1"/>
+            </wp:cNvGraphicFramePr>
+            <a:graphic xmlns:a="http://schemas.openxmlformats.org/drawingml/2006/main">
+              <a:graphicData uri="http://schemas.openxmlformats.org/drawingml/2006/picture">
+                <pic:pic xmlns:pic="http://schemas.openxmlformats.org/drawingml/2006/picture">
+                  <pic:nvPicPr>
+                    <pic:cNvPr id="743659901" name=""/>
+                    <pic:cNvPicPr/>
+                  </pic:nvPicPr>
+                  <pic:blipFill>
+                    <a:blip r:embed="rId8"/>
+                    <a:stretch>
+                      <a:fillRect/>
+                    </a:stretch>
+                  </pic:blipFill>
+                  <pic:spPr>
+                    <a:xfrm>
+                      <a:off x="0" y="0"/>
+                      <a:ext cx="5731510" cy="3731260"/>
+                    </a:xfrm>
+                    <a:prstGeom prst="rect">
+                      <a:avLst/>
+                    </a:prstGeom>
+                    <a:ln>
+                      <a:solidFill>
+                        <a:schemeClr val="tx1"/>
+                      </a:solidFill>
+                    </a:ln>
+                  </pic:spPr>
+                </pic:pic>
+              </a:graphicData>
+            </a:graphic>
+          </wp:inline>
+        </w:drawing>
+      </w:r>
       <w:r>
         <w:rPr>
           <w:rFonts w:ascii="Georgia" w:eastAsia="Times New Roman" w:hAnsi="Georgia" w:cs="Times New Roman"/>
@@ -1893,11 +2080,6 @@
     </w:p>
     <w:p>
       <w:pPr>
-        <w:shd w:val="clear" w:color="auto" w:fill="FFFFFF"/>
-        <w:spacing w:after="0" w:line="480" w:lineRule="auto"/>
-        <w:jc w:val="both"/>
-        <w:textAlignment w:val="baseline"/>
-        <w:outlineLvl w:val="0"/>
         <w:rPr>
           <w:rFonts w:ascii="Georgia" w:eastAsia="Times New Roman" w:hAnsi="Georgia" w:cs="Times New Roman"/>
           <w:b/>
@@ -1922,6 +2104,41 @@
           <w:lang w:val="en-US" w:eastAsia="en-IN"/>
           <w14:ligatures w14:val="none"/>
         </w:rPr>
+        <w:br w:type="page"/>
+      </w:r>
+    </w:p>
+    <w:p>
+      <w:pPr>
+        <w:shd w:val="clear" w:color="auto" w:fill="FFFFFF"/>
+        <w:spacing w:after="0" w:line="480" w:lineRule="auto"/>
+        <w:jc w:val="both"/>
+        <w:textAlignment w:val="baseline"/>
+        <w:outlineLvl w:val="0"/>
+        <w:rPr>
+          <w:rFonts w:ascii="Georgia" w:eastAsia="Times New Roman" w:hAnsi="Georgia" w:cs="Times New Roman"/>
+          <w:b/>
+          <w:bCs/>
+          <w:color w:val="000000" w:themeColor="text1"/>
+          <w:kern w:val="0"/>
+          <w:sz w:val="24"/>
+          <w:szCs w:val="24"/>
+          <w:lang w:val="en-US" w:eastAsia="en-IN"/>
+          <w14:ligatures w14:val="none"/>
+        </w:rPr>
+      </w:pPr>
+      <w:r>
+        <w:rPr>
+          <w:rFonts w:ascii="Georgia" w:eastAsia="Times New Roman" w:hAnsi="Georgia" w:cs="Times New Roman"/>
+          <w:b/>
+          <w:bCs/>
+          <w:color w:val="000000" w:themeColor="text1"/>
+          <w:kern w:val="0"/>
+          <w:sz w:val="24"/>
+          <w:szCs w:val="24"/>
+          <w:lang w:val="en-US" w:eastAsia="en-IN"/>
+          <w14:ligatures w14:val="none"/>
+        </w:rPr>
+        <w:lastRenderedPageBreak/>
         <w:t>Part 5 – Install MySQL Server</w:t>
       </w:r>
     </w:p>
@@ -1978,17 +2195,57 @@
           <w14:ligatures w14:val="none"/>
         </w:rPr>
       </w:pPr>
-      <w:r>
-        <w:rPr>
-          <w:rFonts w:ascii="Georgia" w:eastAsia="Times New Roman" w:hAnsi="Georgia" w:cs="Times New Roman"/>
-          <w:color w:val="000000" w:themeColor="text1"/>
-          <w:kern w:val="0"/>
-          <w:sz w:val="24"/>
-          <w:szCs w:val="24"/>
-          <w:lang w:val="en-US" w:eastAsia="en-IN"/>
-          <w14:ligatures w14:val="none"/>
-        </w:rPr>
-        <w:t>sudo apt install mysql-server -y</w:t>
+      <w:proofErr w:type="spellStart"/>
+      <w:r>
+        <w:rPr>
+          <w:rFonts w:ascii="Georgia" w:eastAsia="Times New Roman" w:hAnsi="Georgia" w:cs="Times New Roman"/>
+          <w:color w:val="000000" w:themeColor="text1"/>
+          <w:kern w:val="0"/>
+          <w:sz w:val="24"/>
+          <w:szCs w:val="24"/>
+          <w:lang w:val="en-US" w:eastAsia="en-IN"/>
+          <w14:ligatures w14:val="none"/>
+        </w:rPr>
+        <w:t>sudo</w:t>
+      </w:r>
+      <w:proofErr w:type="spellEnd"/>
+      <w:r>
+        <w:rPr>
+          <w:rFonts w:ascii="Georgia" w:eastAsia="Times New Roman" w:hAnsi="Georgia" w:cs="Times New Roman"/>
+          <w:color w:val="000000" w:themeColor="text1"/>
+          <w:kern w:val="0"/>
+          <w:sz w:val="24"/>
+          <w:szCs w:val="24"/>
+          <w:lang w:val="en-US" w:eastAsia="en-IN"/>
+          <w14:ligatures w14:val="none"/>
+        </w:rPr>
+        <w:t xml:space="preserve"> apt install </w:t>
+      </w:r>
+      <w:proofErr w:type="spellStart"/>
+      <w:r>
+        <w:rPr>
+          <w:rFonts w:ascii="Georgia" w:eastAsia="Times New Roman" w:hAnsi="Georgia" w:cs="Times New Roman"/>
+          <w:color w:val="000000" w:themeColor="text1"/>
+          <w:kern w:val="0"/>
+          <w:sz w:val="24"/>
+          <w:szCs w:val="24"/>
+          <w:lang w:val="en-US" w:eastAsia="en-IN"/>
+          <w14:ligatures w14:val="none"/>
+        </w:rPr>
+        <w:t>mysql</w:t>
+      </w:r>
+      <w:proofErr w:type="spellEnd"/>
+      <w:r>
+        <w:rPr>
+          <w:rFonts w:ascii="Georgia" w:eastAsia="Times New Roman" w:hAnsi="Georgia" w:cs="Times New Roman"/>
+          <w:color w:val="000000" w:themeColor="text1"/>
+          <w:kern w:val="0"/>
+          <w:sz w:val="24"/>
+          <w:szCs w:val="24"/>
+          <w:lang w:val="en-US" w:eastAsia="en-IN"/>
+          <w14:ligatures w14:val="none"/>
+        </w:rPr>
+        <w:t>-server -y</w:t>
       </w:r>
     </w:p>
     <w:p>
@@ -2062,18 +2319,72 @@
           <w14:ligatures w14:val="none"/>
         </w:rPr>
       </w:pPr>
-      <w:r>
-        <w:rPr>
-          <w:rFonts w:ascii="Georgia" w:eastAsia="Times New Roman" w:hAnsi="Georgia" w:cs="Times New Roman"/>
-          <w:color w:val="000000" w:themeColor="text1"/>
-          <w:kern w:val="0"/>
-          <w:sz w:val="24"/>
-          <w:szCs w:val="24"/>
-          <w:lang w:val="en-US" w:eastAsia="en-IN"/>
-          <w14:ligatures w14:val="none"/>
-        </w:rPr>
-        <w:t>sudo systemctl start mysql</w:t>
-      </w:r>
+      <w:proofErr w:type="spellStart"/>
+      <w:r>
+        <w:rPr>
+          <w:rFonts w:ascii="Georgia" w:eastAsia="Times New Roman" w:hAnsi="Georgia" w:cs="Times New Roman"/>
+          <w:color w:val="000000" w:themeColor="text1"/>
+          <w:kern w:val="0"/>
+          <w:sz w:val="24"/>
+          <w:szCs w:val="24"/>
+          <w:lang w:val="en-US" w:eastAsia="en-IN"/>
+          <w14:ligatures w14:val="none"/>
+        </w:rPr>
+        <w:t>sudo</w:t>
+      </w:r>
+      <w:proofErr w:type="spellEnd"/>
+      <w:r>
+        <w:rPr>
+          <w:rFonts w:ascii="Georgia" w:eastAsia="Times New Roman" w:hAnsi="Georgia" w:cs="Times New Roman"/>
+          <w:color w:val="000000" w:themeColor="text1"/>
+          <w:kern w:val="0"/>
+          <w:sz w:val="24"/>
+          <w:szCs w:val="24"/>
+          <w:lang w:val="en-US" w:eastAsia="en-IN"/>
+          <w14:ligatures w14:val="none"/>
+        </w:rPr>
+        <w:t xml:space="preserve"> </w:t>
+      </w:r>
+      <w:proofErr w:type="spellStart"/>
+      <w:r>
+        <w:rPr>
+          <w:rFonts w:ascii="Georgia" w:eastAsia="Times New Roman" w:hAnsi="Georgia" w:cs="Times New Roman"/>
+          <w:color w:val="000000" w:themeColor="text1"/>
+          <w:kern w:val="0"/>
+          <w:sz w:val="24"/>
+          <w:szCs w:val="24"/>
+          <w:lang w:val="en-US" w:eastAsia="en-IN"/>
+          <w14:ligatures w14:val="none"/>
+        </w:rPr>
+        <w:t>systemctl</w:t>
+      </w:r>
+      <w:proofErr w:type="spellEnd"/>
+      <w:r>
+        <w:rPr>
+          <w:rFonts w:ascii="Georgia" w:eastAsia="Times New Roman" w:hAnsi="Georgia" w:cs="Times New Roman"/>
+          <w:color w:val="000000" w:themeColor="text1"/>
+          <w:kern w:val="0"/>
+          <w:sz w:val="24"/>
+          <w:szCs w:val="24"/>
+          <w:lang w:val="en-US" w:eastAsia="en-IN"/>
+          <w14:ligatures w14:val="none"/>
+        </w:rPr>
+        <w:t xml:space="preserve"> start </w:t>
+      </w:r>
+      <w:proofErr w:type="spellStart"/>
+      <w:r>
+        <w:rPr>
+          <w:rFonts w:ascii="Georgia" w:eastAsia="Times New Roman" w:hAnsi="Georgia" w:cs="Times New Roman"/>
+          <w:color w:val="000000" w:themeColor="text1"/>
+          <w:kern w:val="0"/>
+          <w:sz w:val="24"/>
+          <w:szCs w:val="24"/>
+          <w:lang w:val="en-US" w:eastAsia="en-IN"/>
+          <w14:ligatures w14:val="none"/>
+        </w:rPr>
+        <w:t>mysql</w:t>
+      </w:r>
+      <w:proofErr w:type="spellEnd"/>
     </w:p>
     <w:p>
       <w:pPr>
@@ -2146,36 +2457,72 @@
           <w14:ligatures w14:val="none"/>
         </w:rPr>
       </w:pPr>
-      <w:r>
-        <w:rPr>
-          <w:rFonts w:ascii="Georgia" w:eastAsia="Times New Roman" w:hAnsi="Georgia" w:cs="Times New Roman"/>
-          <w:color w:val="000000" w:themeColor="text1"/>
-          <w:kern w:val="0"/>
-          <w:sz w:val="24"/>
-          <w:szCs w:val="24"/>
-          <w:lang w:val="en-US" w:eastAsia="en-IN"/>
-          <w14:ligatures w14:val="none"/>
-        </w:rPr>
-        <w:t>sudo systemctl enable mysql</w:t>
-      </w:r>
-    </w:p>
-    <w:p>
-      <w:pPr>
-        <w:shd w:val="clear" w:color="auto" w:fill="FFFFFF"/>
-        <w:spacing w:after="0" w:line="480" w:lineRule="auto"/>
-        <w:jc w:val="both"/>
-        <w:textAlignment w:val="baseline"/>
-        <w:outlineLvl w:val="0"/>
-        <w:rPr>
-          <w:rFonts w:ascii="Georgia" w:eastAsia="Times New Roman" w:hAnsi="Georgia" w:cs="Times New Roman"/>
-          <w:color w:val="000000" w:themeColor="text1"/>
-          <w:kern w:val="0"/>
-          <w:sz w:val="24"/>
-          <w:szCs w:val="24"/>
-          <w:lang w:val="en-US" w:eastAsia="en-IN"/>
-          <w14:ligatures w14:val="none"/>
-        </w:rPr>
-      </w:pPr>
+      <w:proofErr w:type="spellStart"/>
+      <w:r>
+        <w:rPr>
+          <w:rFonts w:ascii="Georgia" w:eastAsia="Times New Roman" w:hAnsi="Georgia" w:cs="Times New Roman"/>
+          <w:color w:val="000000" w:themeColor="text1"/>
+          <w:kern w:val="0"/>
+          <w:sz w:val="24"/>
+          <w:szCs w:val="24"/>
+          <w:lang w:val="en-US" w:eastAsia="en-IN"/>
+          <w14:ligatures w14:val="none"/>
+        </w:rPr>
+        <w:t>sudo</w:t>
+      </w:r>
+      <w:proofErr w:type="spellEnd"/>
+      <w:r>
+        <w:rPr>
+          <w:rFonts w:ascii="Georgia" w:eastAsia="Times New Roman" w:hAnsi="Georgia" w:cs="Times New Roman"/>
+          <w:color w:val="000000" w:themeColor="text1"/>
+          <w:kern w:val="0"/>
+          <w:sz w:val="24"/>
+          <w:szCs w:val="24"/>
+          <w:lang w:val="en-US" w:eastAsia="en-IN"/>
+          <w14:ligatures w14:val="none"/>
+        </w:rPr>
+        <w:t xml:space="preserve"> </w:t>
+      </w:r>
+      <w:proofErr w:type="spellStart"/>
+      <w:r>
+        <w:rPr>
+          <w:rFonts w:ascii="Georgia" w:eastAsia="Times New Roman" w:hAnsi="Georgia" w:cs="Times New Roman"/>
+          <w:color w:val="000000" w:themeColor="text1"/>
+          <w:kern w:val="0"/>
+          <w:sz w:val="24"/>
+          <w:szCs w:val="24"/>
+          <w:lang w:val="en-US" w:eastAsia="en-IN"/>
+          <w14:ligatures w14:val="none"/>
+        </w:rPr>
+        <w:t>systemctl</w:t>
+      </w:r>
+      <w:proofErr w:type="spellEnd"/>
+      <w:r>
+        <w:rPr>
+          <w:rFonts w:ascii="Georgia" w:eastAsia="Times New Roman" w:hAnsi="Georgia" w:cs="Times New Roman"/>
+          <w:color w:val="000000" w:themeColor="text1"/>
+          <w:kern w:val="0"/>
+          <w:sz w:val="24"/>
+          <w:szCs w:val="24"/>
+          <w:lang w:val="en-US" w:eastAsia="en-IN"/>
+          <w14:ligatures w14:val="none"/>
+        </w:rPr>
+        <w:t xml:space="preserve"> enable </w:t>
+      </w:r>
+      <w:proofErr w:type="spellStart"/>
+      <w:r>
+        <w:rPr>
+          <w:rFonts w:ascii="Georgia" w:eastAsia="Times New Roman" w:hAnsi="Georgia" w:cs="Times New Roman"/>
+          <w:color w:val="000000" w:themeColor="text1"/>
+          <w:kern w:val="0"/>
+          <w:sz w:val="24"/>
+          <w:szCs w:val="24"/>
+          <w:lang w:val="en-US" w:eastAsia="en-IN"/>
+          <w14:ligatures w14:val="none"/>
+        </w:rPr>
+        <w:t>mysql</w:t>
+      </w:r>
+      <w:proofErr w:type="spellEnd"/>
     </w:p>
     <w:p>
       <w:pPr>
@@ -2230,50 +2577,90 @@
           <w14:ligatures w14:val="none"/>
         </w:rPr>
       </w:pPr>
-      <w:r>
-        <w:rPr>
-          <w:rFonts w:ascii="Georgia" w:eastAsia="Times New Roman" w:hAnsi="Georgia" w:cs="Times New Roman"/>
-          <w:color w:val="000000" w:themeColor="text1"/>
-          <w:kern w:val="0"/>
-          <w:sz w:val="24"/>
-          <w:szCs w:val="24"/>
-          <w:lang w:val="en-US" w:eastAsia="en-IN"/>
-          <w14:ligatures w14:val="none"/>
-        </w:rPr>
-        <w:t>sudo systemctl status mysql</w:t>
-      </w:r>
-    </w:p>
-    <w:p>
-      <w:pPr>
-        <w:shd w:val="clear" w:color="auto" w:fill="FFFFFF"/>
-        <w:spacing w:after="0" w:line="480" w:lineRule="auto"/>
-        <w:jc w:val="both"/>
-        <w:textAlignment w:val="baseline"/>
-        <w:outlineLvl w:val="0"/>
-        <w:rPr>
-          <w:rFonts w:ascii="Georgia" w:eastAsia="Times New Roman" w:hAnsi="Georgia" w:cs="Times New Roman"/>
-          <w:color w:val="000000" w:themeColor="text1"/>
-          <w:kern w:val="0"/>
-          <w:sz w:val="24"/>
-          <w:szCs w:val="24"/>
-          <w:lang w:val="en-US" w:eastAsia="en-IN"/>
-          <w14:ligatures w14:val="none"/>
-        </w:rPr>
-      </w:pPr>
-      <w:r>
-        <w:rPr>
-          <w:rFonts w:ascii="Georgia" w:eastAsia="Times New Roman" w:hAnsi="Georgia" w:cs="Times New Roman"/>
-          <w:color w:val="000000" w:themeColor="text1"/>
-          <w:kern w:val="0"/>
-          <w:sz w:val="24"/>
-          <w:szCs w:val="24"/>
-          <w:lang w:val="en-US" w:eastAsia="en-IN"/>
-          <w14:ligatures w14:val="none"/>
-        </w:rPr>
-        <w:pict w14:anchorId="373A8F66">
-          <v:rect id="_x0000_i1032" style="width:0;height:1.5pt" o:hralign="center" o:hrstd="t" o:hr="t" fillcolor="#a0a0a0" stroked="f"/>
-        </w:pict>
-      </w:r>
+      <w:proofErr w:type="spellStart"/>
+      <w:r>
+        <w:rPr>
+          <w:rFonts w:ascii="Georgia" w:eastAsia="Times New Roman" w:hAnsi="Georgia" w:cs="Times New Roman"/>
+          <w:color w:val="000000" w:themeColor="text1"/>
+          <w:kern w:val="0"/>
+          <w:sz w:val="24"/>
+          <w:szCs w:val="24"/>
+          <w:lang w:val="en-US" w:eastAsia="en-IN"/>
+          <w14:ligatures w14:val="none"/>
+        </w:rPr>
+        <w:t>sudo</w:t>
+      </w:r>
+      <w:proofErr w:type="spellEnd"/>
+      <w:r>
+        <w:rPr>
+          <w:rFonts w:ascii="Georgia" w:eastAsia="Times New Roman" w:hAnsi="Georgia" w:cs="Times New Roman"/>
+          <w:color w:val="000000" w:themeColor="text1"/>
+          <w:kern w:val="0"/>
+          <w:sz w:val="24"/>
+          <w:szCs w:val="24"/>
+          <w:lang w:val="en-US" w:eastAsia="en-IN"/>
+          <w14:ligatures w14:val="none"/>
+        </w:rPr>
+        <w:t xml:space="preserve"> </w:t>
+      </w:r>
+      <w:proofErr w:type="spellStart"/>
+      <w:r>
+        <w:rPr>
+          <w:rFonts w:ascii="Georgia" w:eastAsia="Times New Roman" w:hAnsi="Georgia" w:cs="Times New Roman"/>
+          <w:color w:val="000000" w:themeColor="text1"/>
+          <w:kern w:val="0"/>
+          <w:sz w:val="24"/>
+          <w:szCs w:val="24"/>
+          <w:lang w:val="en-US" w:eastAsia="en-IN"/>
+          <w14:ligatures w14:val="none"/>
+        </w:rPr>
+        <w:t>systemctl</w:t>
+      </w:r>
+      <w:proofErr w:type="spellEnd"/>
+      <w:r>
+        <w:rPr>
+          <w:rFonts w:ascii="Georgia" w:eastAsia="Times New Roman" w:hAnsi="Georgia" w:cs="Times New Roman"/>
+          <w:color w:val="000000" w:themeColor="text1"/>
+          <w:kern w:val="0"/>
+          <w:sz w:val="24"/>
+          <w:szCs w:val="24"/>
+          <w:lang w:val="en-US" w:eastAsia="en-IN"/>
+          <w14:ligatures w14:val="none"/>
+        </w:rPr>
+        <w:t xml:space="preserve"> status </w:t>
+      </w:r>
+      <w:proofErr w:type="spellStart"/>
+      <w:r>
+        <w:rPr>
+          <w:rFonts w:ascii="Georgia" w:eastAsia="Times New Roman" w:hAnsi="Georgia" w:cs="Times New Roman"/>
+          <w:color w:val="000000" w:themeColor="text1"/>
+          <w:kern w:val="0"/>
+          <w:sz w:val="24"/>
+          <w:szCs w:val="24"/>
+          <w:lang w:val="en-US" w:eastAsia="en-IN"/>
+          <w14:ligatures w14:val="none"/>
+        </w:rPr>
+        <w:t>mysql</w:t>
+      </w:r>
+      <w:proofErr w:type="spellEnd"/>
+    </w:p>
+    <w:p>
+      <w:pPr>
+        <w:shd w:val="clear" w:color="auto" w:fill="FFFFFF"/>
+        <w:spacing w:after="0" w:line="480" w:lineRule="auto"/>
+        <w:jc w:val="both"/>
+        <w:textAlignment w:val="baseline"/>
+        <w:outlineLvl w:val="0"/>
+        <w:rPr>
+          <w:rFonts w:ascii="Georgia" w:eastAsia="Times New Roman" w:hAnsi="Georgia" w:cs="Times New Roman"/>
+          <w:color w:val="000000" w:themeColor="text1"/>
+          <w:kern w:val="0"/>
+          <w:sz w:val="24"/>
+          <w:szCs w:val="24"/>
+          <w:lang w:val="en-US" w:eastAsia="en-IN"/>
+          <w14:ligatures w14:val="none"/>
+        </w:rPr>
+      </w:pPr>
     </w:p>
     <w:p>
       <w:pPr>
@@ -2292,46 +2679,59 @@
       <w:r>
         <w:rPr>
           <w:rFonts w:ascii="Georgia" w:eastAsia="Times New Roman" w:hAnsi="Georgia" w:cs="Times New Roman"/>
-          <w:b/>
-          <w:bCs/>
-          <w:color w:val="000000" w:themeColor="text1"/>
-          <w:kern w:val="0"/>
-          <w:sz w:val="24"/>
-          <w:szCs w:val="24"/>
-          <w:lang w:val="en-US" w:eastAsia="en-IN"/>
-          <w14:ligatures w14:val="none"/>
-        </w:rPr>
-        <w:br w:type="page"/>
-      </w:r>
-    </w:p>
-    <w:p>
-      <w:pPr>
-        <w:shd w:val="clear" w:color="auto" w:fill="FFFFFF"/>
-        <w:spacing w:after="0" w:line="480" w:lineRule="auto"/>
-        <w:jc w:val="both"/>
-        <w:textAlignment w:val="baseline"/>
-        <w:outlineLvl w:val="0"/>
-        <w:rPr>
-          <w:rFonts w:ascii="Georgia" w:eastAsia="Times New Roman" w:hAnsi="Georgia" w:cs="Times New Roman"/>
-          <w:color w:val="000000" w:themeColor="text1"/>
-          <w:kern w:val="0"/>
-          <w:sz w:val="24"/>
-          <w:szCs w:val="24"/>
-          <w:lang w:val="en-US" w:eastAsia="en-IN"/>
-          <w14:ligatures w14:val="none"/>
-        </w:rPr>
-      </w:pPr>
-      <w:r>
-        <w:rPr>
-          <w:rFonts w:ascii="Georgia" w:eastAsia="Times New Roman" w:hAnsi="Georgia" w:cs="Times New Roman"/>
-          <w:color w:val="000000" w:themeColor="text1"/>
-          <w:kern w:val="0"/>
-          <w:sz w:val="24"/>
-          <w:szCs w:val="24"/>
-          <w:lang w:val="en-US" w:eastAsia="en-IN"/>
-          <w14:ligatures w14:val="none"/>
-        </w:rPr>
-        <w:lastRenderedPageBreak/>
+          <w:color w:val="000000" w:themeColor="text1"/>
+          <w:kern w:val="0"/>
+          <w:sz w:val="24"/>
+          <w:szCs w:val="24"/>
+          <w:lang w:val="en-US" w:eastAsia="en-IN"/>
+          <w14:ligatures w14:val="none"/>
+        </w:rPr>
+        <w:drawing>
+          <wp:inline distT="0" distB="0" distL="0" distR="0" wp14:anchorId="2F4B4736" wp14:editId="0B86FDF0">
+            <wp:extent cx="5710687" cy="1848095"/>
+            <wp:effectExtent l="0" t="0" r="4445" b="0"/>
+            <wp:docPr id="157069965" name="Picture 1"/>
+            <wp:cNvGraphicFramePr>
+              <a:graphicFrameLocks xmlns:a="http://schemas.openxmlformats.org/drawingml/2006/main" noChangeAspect="1"/>
+            </wp:cNvGraphicFramePr>
+            <a:graphic xmlns:a="http://schemas.openxmlformats.org/drawingml/2006/main">
+              <a:graphicData uri="http://schemas.openxmlformats.org/drawingml/2006/picture">
+                <pic:pic xmlns:pic="http://schemas.openxmlformats.org/drawingml/2006/picture">
+                  <pic:nvPicPr>
+                    <pic:cNvPr id="157069965" name=""/>
+                    <pic:cNvPicPr/>
+                  </pic:nvPicPr>
+                  <pic:blipFill>
+                    <a:blip r:embed="rId9"/>
+                    <a:stretch>
+                      <a:fillRect/>
+                    </a:stretch>
+                  </pic:blipFill>
+                  <pic:spPr>
+                    <a:xfrm>
+                      <a:off x="0" y="0"/>
+                      <a:ext cx="5739305" cy="1857356"/>
+                    </a:xfrm>
+                    <a:prstGeom prst="rect">
+                      <a:avLst/>
+                    </a:prstGeom>
+                  </pic:spPr>
+                </pic:pic>
+              </a:graphicData>
+            </a:graphic>
+          </wp:inline>
+        </w:drawing>
+      </w:r>
+      <w:r>
+        <w:rPr>
+          <w:rFonts w:ascii="Georgia" w:eastAsia="Times New Roman" w:hAnsi="Georgia" w:cs="Times New Roman"/>
+          <w:color w:val="000000" w:themeColor="text1"/>
+          <w:kern w:val="0"/>
+          <w:sz w:val="24"/>
+          <w:szCs w:val="24"/>
+          <w:lang w:val="en-US" w:eastAsia="en-IN"/>
+          <w14:ligatures w14:val="none"/>
+        </w:rPr>
         <w:pict w14:anchorId="5C9C1B8D">
           <v:rect id="_x0000_i1033" style="width:0;height:1.5pt" o:hralign="center" o:hrstd="t" o:hr="t" fillcolor="#a0a0a0" stroked="f"/>
         </w:pict>
@@ -2339,11 +2739,6 @@
     </w:p>
     <w:p>
       <w:pPr>
-        <w:shd w:val="clear" w:color="auto" w:fill="FFFFFF"/>
-        <w:spacing w:after="0" w:line="480" w:lineRule="auto"/>
-        <w:jc w:val="both"/>
-        <w:textAlignment w:val="baseline"/>
-        <w:outlineLvl w:val="0"/>
         <w:rPr>
           <w:rFonts w:ascii="Georgia" w:eastAsia="Times New Roman" w:hAnsi="Georgia" w:cs="Times New Roman"/>
           <w:b/>
@@ -2368,6 +2763,41 @@
           <w:lang w:val="en-US" w:eastAsia="en-IN"/>
           <w14:ligatures w14:val="none"/>
         </w:rPr>
+        <w:br w:type="page"/>
+      </w:r>
+    </w:p>
+    <w:p>
+      <w:pPr>
+        <w:shd w:val="clear" w:color="auto" w:fill="FFFFFF"/>
+        <w:spacing w:after="0" w:line="480" w:lineRule="auto"/>
+        <w:jc w:val="both"/>
+        <w:textAlignment w:val="baseline"/>
+        <w:outlineLvl w:val="0"/>
+        <w:rPr>
+          <w:rFonts w:ascii="Georgia" w:eastAsia="Times New Roman" w:hAnsi="Georgia" w:cs="Times New Roman"/>
+          <w:b/>
+          <w:bCs/>
+          <w:color w:val="000000" w:themeColor="text1"/>
+          <w:kern w:val="0"/>
+          <w:sz w:val="24"/>
+          <w:szCs w:val="24"/>
+          <w:lang w:val="en-US" w:eastAsia="en-IN"/>
+          <w14:ligatures w14:val="none"/>
+        </w:rPr>
+      </w:pPr>
+      <w:r>
+        <w:rPr>
+          <w:rFonts w:ascii="Georgia" w:eastAsia="Times New Roman" w:hAnsi="Georgia" w:cs="Times New Roman"/>
+          <w:b/>
+          <w:bCs/>
+          <w:color w:val="000000" w:themeColor="text1"/>
+          <w:kern w:val="0"/>
+          <w:sz w:val="24"/>
+          <w:szCs w:val="24"/>
+          <w:lang w:val="en-US" w:eastAsia="en-IN"/>
+          <w14:ligatures w14:val="none"/>
+        </w:rPr>
+        <w:lastRenderedPageBreak/>
         <w:t>Part 7 – Create the WordPress Database</w:t>
       </w:r>
     </w:p>
@@ -2424,47 +2854,107 @@
           <w14:ligatures w14:val="none"/>
         </w:rPr>
       </w:pPr>
-      <w:r>
-        <w:rPr>
-          <w:rFonts w:ascii="Georgia" w:eastAsia="Times New Roman" w:hAnsi="Georgia" w:cs="Times New Roman"/>
-          <w:color w:val="000000" w:themeColor="text1"/>
-          <w:kern w:val="0"/>
-          <w:sz w:val="24"/>
-          <w:szCs w:val="24"/>
-          <w:lang w:val="en-US" w:eastAsia="en-IN"/>
-          <w14:ligatures w14:val="none"/>
-        </w:rPr>
-        <w:t>sudo mysql</w:t>
-      </w:r>
-    </w:p>
-    <w:p>
-      <w:pPr>
-        <w:shd w:val="clear" w:color="auto" w:fill="FFFFFF"/>
-        <w:spacing w:after="0" w:line="480" w:lineRule="auto"/>
-        <w:jc w:val="both"/>
-        <w:textAlignment w:val="baseline"/>
-        <w:outlineLvl w:val="0"/>
-        <w:rPr>
-          <w:rFonts w:ascii="Georgia" w:eastAsia="Times New Roman" w:hAnsi="Georgia" w:cs="Times New Roman"/>
-          <w:color w:val="000000" w:themeColor="text1"/>
-          <w:kern w:val="0"/>
-          <w:sz w:val="24"/>
-          <w:szCs w:val="24"/>
-          <w:lang w:val="en-US" w:eastAsia="en-IN"/>
-          <w14:ligatures w14:val="none"/>
-        </w:rPr>
-      </w:pPr>
-      <w:r>
-        <w:rPr>
-          <w:rFonts w:ascii="Georgia" w:eastAsia="Times New Roman" w:hAnsi="Georgia" w:cs="Times New Roman"/>
-          <w:color w:val="000000" w:themeColor="text1"/>
-          <w:kern w:val="0"/>
-          <w:sz w:val="24"/>
-          <w:szCs w:val="24"/>
-          <w:lang w:val="en-US" w:eastAsia="en-IN"/>
-          <w14:ligatures w14:val="none"/>
-        </w:rPr>
-        <w:t>Execute:</w:t>
+      <w:proofErr w:type="spellStart"/>
+      <w:r>
+        <w:rPr>
+          <w:rFonts w:ascii="Georgia" w:eastAsia="Times New Roman" w:hAnsi="Georgia" w:cs="Times New Roman"/>
+          <w:color w:val="000000" w:themeColor="text1"/>
+          <w:kern w:val="0"/>
+          <w:sz w:val="24"/>
+          <w:szCs w:val="24"/>
+          <w:lang w:val="en-US" w:eastAsia="en-IN"/>
+          <w14:ligatures w14:val="none"/>
+        </w:rPr>
+        <w:t>sudo</w:t>
+      </w:r>
+      <w:proofErr w:type="spellEnd"/>
+      <w:r>
+        <w:rPr>
+          <w:rFonts w:ascii="Georgia" w:eastAsia="Times New Roman" w:hAnsi="Georgia" w:cs="Times New Roman"/>
+          <w:color w:val="000000" w:themeColor="text1"/>
+          <w:kern w:val="0"/>
+          <w:sz w:val="24"/>
+          <w:szCs w:val="24"/>
+          <w:lang w:val="en-US" w:eastAsia="en-IN"/>
+          <w14:ligatures w14:val="none"/>
+        </w:rPr>
+        <w:t xml:space="preserve"> </w:t>
+      </w:r>
+      <w:proofErr w:type="spellStart"/>
+      <w:r>
+        <w:rPr>
+          <w:rFonts w:ascii="Georgia" w:eastAsia="Times New Roman" w:hAnsi="Georgia" w:cs="Times New Roman"/>
+          <w:color w:val="000000" w:themeColor="text1"/>
+          <w:kern w:val="0"/>
+          <w:sz w:val="24"/>
+          <w:szCs w:val="24"/>
+          <w:lang w:val="en-US" w:eastAsia="en-IN"/>
+          <w14:ligatures w14:val="none"/>
+        </w:rPr>
+        <w:t>mysql</w:t>
+      </w:r>
+      <w:proofErr w:type="spellEnd"/>
+    </w:p>
+    <w:p>
+      <w:pPr>
+        <w:shd w:val="clear" w:color="auto" w:fill="FFFFFF"/>
+        <w:spacing w:after="0" w:line="480" w:lineRule="auto"/>
+        <w:jc w:val="both"/>
+        <w:textAlignment w:val="baseline"/>
+        <w:outlineLvl w:val="0"/>
+        <w:rPr>
+          <w:rFonts w:ascii="Georgia" w:eastAsia="Times New Roman" w:hAnsi="Georgia" w:cs="Times New Roman"/>
+          <w:color w:val="000000" w:themeColor="text1"/>
+          <w:kern w:val="0"/>
+          <w:sz w:val="24"/>
+          <w:szCs w:val="24"/>
+          <w:lang w:val="en-US" w:eastAsia="en-IN"/>
+          <w14:ligatures w14:val="none"/>
+        </w:rPr>
+      </w:pPr>
+    </w:p>
+    <w:p>
+      <w:pPr>
+        <w:shd w:val="clear" w:color="auto" w:fill="FFFFFF"/>
+        <w:spacing w:after="0" w:line="480" w:lineRule="auto"/>
+        <w:jc w:val="both"/>
+        <w:textAlignment w:val="baseline"/>
+        <w:outlineLvl w:val="0"/>
+        <w:rPr>
+          <w:rFonts w:ascii="Georgia" w:eastAsia="Times New Roman" w:hAnsi="Georgia" w:cs="Times New Roman"/>
+          <w:color w:val="000000" w:themeColor="text1"/>
+          <w:kern w:val="0"/>
+          <w:sz w:val="24"/>
+          <w:szCs w:val="24"/>
+          <w:lang w:val="en-US" w:eastAsia="en-IN"/>
+          <w14:ligatures w14:val="none"/>
+        </w:rPr>
+      </w:pPr>
+      <w:proofErr w:type="gramStart"/>
+      <w:r>
+        <w:rPr>
+          <w:rFonts w:ascii="Georgia" w:eastAsia="Times New Roman" w:hAnsi="Georgia" w:cs="Times New Roman"/>
+          <w:color w:val="000000" w:themeColor="text1"/>
+          <w:kern w:val="0"/>
+          <w:sz w:val="24"/>
+          <w:szCs w:val="24"/>
+          <w:lang w:val="en-US" w:eastAsia="en-IN"/>
+          <w14:ligatures w14:val="none"/>
+        </w:rPr>
+        <w:t>Execute</w:t>
+      </w:r>
+      <w:proofErr w:type="gramEnd"/>
+      <w:r>
+        <w:rPr>
+          <w:rFonts w:ascii="Georgia" w:eastAsia="Times New Roman" w:hAnsi="Georgia" w:cs="Times New Roman"/>
+          <w:color w:val="000000" w:themeColor="text1"/>
+          <w:kern w:val="0"/>
+          <w:sz w:val="24"/>
+          <w:szCs w:val="24"/>
+          <w:lang w:val="en-US" w:eastAsia="en-IN"/>
+          <w14:ligatures w14:val="none"/>
+        </w:rPr>
+        <w:t>:</w:t>
       </w:r>
     </w:p>
     <w:p>
@@ -2500,7 +2990,33 @@
           <w:lang w:val="en-US" w:eastAsia="en-IN"/>
           <w14:ligatures w14:val="none"/>
         </w:rPr>
-        <w:t>CREATE DATABASE wordpress;</w:t>
+        <w:t xml:space="preserve">CREATE DATABASE </w:t>
+      </w:r>
+      <w:proofErr w:type="spellStart"/>
+      <w:r>
+        <w:rPr>
+          <w:rFonts w:ascii="Georgia" w:eastAsia="Times New Roman" w:hAnsi="Georgia" w:cs="Times New Roman"/>
+          <w:color w:val="000000" w:themeColor="text1"/>
+          <w:kern w:val="0"/>
+          <w:sz w:val="24"/>
+          <w:szCs w:val="24"/>
+          <w:lang w:val="en-US" w:eastAsia="en-IN"/>
+          <w14:ligatures w14:val="none"/>
+        </w:rPr>
+        <w:t>wordpress</w:t>
+      </w:r>
+      <w:proofErr w:type="spellEnd"/>
+      <w:r>
+        <w:rPr>
+          <w:rFonts w:ascii="Georgia" w:eastAsia="Times New Roman" w:hAnsi="Georgia" w:cs="Times New Roman"/>
+          <w:color w:val="000000" w:themeColor="text1"/>
+          <w:kern w:val="0"/>
+          <w:sz w:val="24"/>
+          <w:szCs w:val="24"/>
+          <w:lang w:val="en-US" w:eastAsia="en-IN"/>
+          <w14:ligatures w14:val="none"/>
+        </w:rPr>
+        <w:t>;</w:t>
       </w:r>
     </w:p>
     <w:p>
@@ -2560,7 +3076,59 @@
           <w:lang w:val="en-US" w:eastAsia="en-IN"/>
           <w14:ligatures w14:val="none"/>
         </w:rPr>
-        <w:t>CREATE USER 'wpuser'@'localhost' IDENTIFIED BY 'wppassword';</w:t>
+        <w:t>CREATE USER '</w:t>
+      </w:r>
+      <w:proofErr w:type="spellStart"/>
+      <w:r>
+        <w:rPr>
+          <w:rFonts w:ascii="Georgia" w:eastAsia="Times New Roman" w:hAnsi="Georgia" w:cs="Times New Roman"/>
+          <w:color w:val="000000" w:themeColor="text1"/>
+          <w:kern w:val="0"/>
+          <w:sz w:val="24"/>
+          <w:szCs w:val="24"/>
+          <w:lang w:val="en-US" w:eastAsia="en-IN"/>
+          <w14:ligatures w14:val="none"/>
+        </w:rPr>
+        <w:t>wpuser</w:t>
+      </w:r>
+      <w:proofErr w:type="spellEnd"/>
+      <w:r>
+        <w:rPr>
+          <w:rFonts w:ascii="Georgia" w:eastAsia="Times New Roman" w:hAnsi="Georgia" w:cs="Times New Roman"/>
+          <w:color w:val="000000" w:themeColor="text1"/>
+          <w:kern w:val="0"/>
+          <w:sz w:val="24"/>
+          <w:szCs w:val="24"/>
+          <w:lang w:val="en-US" w:eastAsia="en-IN"/>
+          <w14:ligatures w14:val="none"/>
+        </w:rPr>
+        <w:t>'@'localhost' IDENTIFIED BY '</w:t>
+      </w:r>
+      <w:proofErr w:type="spellStart"/>
+      <w:r>
+        <w:rPr>
+          <w:rFonts w:ascii="Georgia" w:eastAsia="Times New Roman" w:hAnsi="Georgia" w:cs="Times New Roman"/>
+          <w:color w:val="000000" w:themeColor="text1"/>
+          <w:kern w:val="0"/>
+          <w:sz w:val="24"/>
+          <w:szCs w:val="24"/>
+          <w:lang w:val="en-US" w:eastAsia="en-IN"/>
+          <w14:ligatures w14:val="none"/>
+        </w:rPr>
+        <w:t>wppassword</w:t>
+      </w:r>
+      <w:proofErr w:type="spellEnd"/>
+      <w:r>
+        <w:rPr>
+          <w:rFonts w:ascii="Georgia" w:eastAsia="Times New Roman" w:hAnsi="Georgia" w:cs="Times New Roman"/>
+          <w:color w:val="000000" w:themeColor="text1"/>
+          <w:kern w:val="0"/>
+          <w:sz w:val="24"/>
+          <w:szCs w:val="24"/>
+          <w:lang w:val="en-US" w:eastAsia="en-IN"/>
+          <w14:ligatures w14:val="none"/>
+        </w:rPr>
+        <w:t>';</w:t>
       </w:r>
     </w:p>
     <w:p>
@@ -2620,7 +3188,59 @@
           <w:lang w:val="en-US" w:eastAsia="en-IN"/>
           <w14:ligatures w14:val="none"/>
         </w:rPr>
-        <w:t>GRANT ALL PRIVILEGES ON wordpress.* TO 'wpuser'@'localhost';</w:t>
+        <w:t xml:space="preserve">GRANT ALL PRIVILEGES ON </w:t>
+      </w:r>
+      <w:proofErr w:type="gramStart"/>
+      <w:r>
+        <w:rPr>
+          <w:rFonts w:ascii="Georgia" w:eastAsia="Times New Roman" w:hAnsi="Georgia" w:cs="Times New Roman"/>
+          <w:color w:val="000000" w:themeColor="text1"/>
+          <w:kern w:val="0"/>
+          <w:sz w:val="24"/>
+          <w:szCs w:val="24"/>
+          <w:lang w:val="en-US" w:eastAsia="en-IN"/>
+          <w14:ligatures w14:val="none"/>
+        </w:rPr>
+        <w:t>wordpress.*</w:t>
+      </w:r>
+      <w:proofErr w:type="gramEnd"/>
+      <w:r>
+        <w:rPr>
+          <w:rFonts w:ascii="Georgia" w:eastAsia="Times New Roman" w:hAnsi="Georgia" w:cs="Times New Roman"/>
+          <w:color w:val="000000" w:themeColor="text1"/>
+          <w:kern w:val="0"/>
+          <w:sz w:val="24"/>
+          <w:szCs w:val="24"/>
+          <w:lang w:val="en-US" w:eastAsia="en-IN"/>
+          <w14:ligatures w14:val="none"/>
+        </w:rPr>
+        <w:t xml:space="preserve"> TO '</w:t>
+      </w:r>
+      <w:proofErr w:type="spellStart"/>
+      <w:r>
+        <w:rPr>
+          <w:rFonts w:ascii="Georgia" w:eastAsia="Times New Roman" w:hAnsi="Georgia" w:cs="Times New Roman"/>
+          <w:color w:val="000000" w:themeColor="text1"/>
+          <w:kern w:val="0"/>
+          <w:sz w:val="24"/>
+          <w:szCs w:val="24"/>
+          <w:lang w:val="en-US" w:eastAsia="en-IN"/>
+          <w14:ligatures w14:val="none"/>
+        </w:rPr>
+        <w:t>wpuser</w:t>
+      </w:r>
+      <w:proofErr w:type="spellEnd"/>
+      <w:r>
+        <w:rPr>
+          <w:rFonts w:ascii="Georgia" w:eastAsia="Times New Roman" w:hAnsi="Georgia" w:cs="Times New Roman"/>
+          <w:color w:val="000000" w:themeColor="text1"/>
+          <w:kern w:val="0"/>
+          <w:sz w:val="24"/>
+          <w:szCs w:val="24"/>
+          <w:lang w:val="en-US" w:eastAsia="en-IN"/>
+          <w14:ligatures w14:val="none"/>
+        </w:rPr>
+        <w:t>'@'localhost';</w:t>
       </w:r>
     </w:p>
     <w:p>
@@ -2857,17 +3477,31 @@
           <w14:ligatures w14:val="none"/>
         </w:rPr>
       </w:pPr>
-      <w:r>
-        <w:rPr>
-          <w:rFonts w:ascii="Georgia" w:eastAsia="Times New Roman" w:hAnsi="Georgia" w:cs="Times New Roman"/>
-          <w:color w:val="000000" w:themeColor="text1"/>
-          <w:kern w:val="0"/>
-          <w:sz w:val="24"/>
-          <w:szCs w:val="24"/>
-          <w:lang w:val="en-US" w:eastAsia="en-IN"/>
-          <w14:ligatures w14:val="none"/>
-        </w:rPr>
-        <w:t>sudo apt install -y \</w:t>
+      <w:proofErr w:type="spellStart"/>
+      <w:r>
+        <w:rPr>
+          <w:rFonts w:ascii="Georgia" w:eastAsia="Times New Roman" w:hAnsi="Georgia" w:cs="Times New Roman"/>
+          <w:color w:val="000000" w:themeColor="text1"/>
+          <w:kern w:val="0"/>
+          <w:sz w:val="24"/>
+          <w:szCs w:val="24"/>
+          <w:lang w:val="en-US" w:eastAsia="en-IN"/>
+          <w14:ligatures w14:val="none"/>
+        </w:rPr>
+        <w:t>sudo</w:t>
+      </w:r>
+      <w:proofErr w:type="spellEnd"/>
+      <w:r>
+        <w:rPr>
+          <w:rFonts w:ascii="Georgia" w:eastAsia="Times New Roman" w:hAnsi="Georgia" w:cs="Times New Roman"/>
+          <w:color w:val="000000" w:themeColor="text1"/>
+          <w:kern w:val="0"/>
+          <w:sz w:val="24"/>
+          <w:szCs w:val="24"/>
+          <w:lang w:val="en-US" w:eastAsia="en-IN"/>
+          <w14:ligatures w14:val="none"/>
+        </w:rPr>
+        <w:t xml:space="preserve"> apt install -y \</w:t>
       </w:r>
     </w:p>
     <w:p>
@@ -2893,17 +3527,31 @@
           <w14:ligatures w14:val="none"/>
         </w:rPr>
       </w:pPr>
-      <w:r>
-        <w:rPr>
-          <w:rFonts w:ascii="Georgia" w:eastAsia="Times New Roman" w:hAnsi="Georgia" w:cs="Times New Roman"/>
-          <w:color w:val="000000" w:themeColor="text1"/>
-          <w:kern w:val="0"/>
-          <w:sz w:val="24"/>
-          <w:szCs w:val="24"/>
-          <w:lang w:val="en-US" w:eastAsia="en-IN"/>
-          <w14:ligatures w14:val="none"/>
-        </w:rPr>
-        <w:t>php \</w:t>
+      <w:proofErr w:type="spellStart"/>
+      <w:r>
+        <w:rPr>
+          <w:rFonts w:ascii="Georgia" w:eastAsia="Times New Roman" w:hAnsi="Georgia" w:cs="Times New Roman"/>
+          <w:color w:val="000000" w:themeColor="text1"/>
+          <w:kern w:val="0"/>
+          <w:sz w:val="24"/>
+          <w:szCs w:val="24"/>
+          <w:lang w:val="en-US" w:eastAsia="en-IN"/>
+          <w14:ligatures w14:val="none"/>
+        </w:rPr>
+        <w:t>php</w:t>
+      </w:r>
+      <w:proofErr w:type="spellEnd"/>
+      <w:r>
+        <w:rPr>
+          <w:rFonts w:ascii="Georgia" w:eastAsia="Times New Roman" w:hAnsi="Georgia" w:cs="Times New Roman"/>
+          <w:color w:val="000000" w:themeColor="text1"/>
+          <w:kern w:val="0"/>
+          <w:sz w:val="24"/>
+          <w:szCs w:val="24"/>
+          <w:lang w:val="en-US" w:eastAsia="en-IN"/>
+          <w14:ligatures w14:val="none"/>
+        </w:rPr>
+        <w:t xml:space="preserve"> \</w:t>
       </w:r>
     </w:p>
     <w:p>
@@ -2965,17 +3613,31 @@
           <w14:ligatures w14:val="none"/>
         </w:rPr>
       </w:pPr>
-      <w:r>
-        <w:rPr>
-          <w:rFonts w:ascii="Georgia" w:eastAsia="Times New Roman" w:hAnsi="Georgia" w:cs="Times New Roman"/>
-          <w:color w:val="000000" w:themeColor="text1"/>
-          <w:kern w:val="0"/>
-          <w:sz w:val="24"/>
-          <w:szCs w:val="24"/>
-          <w:lang w:val="en-US" w:eastAsia="en-IN"/>
-          <w14:ligatures w14:val="none"/>
-        </w:rPr>
-        <w:t>php-mysql \</w:t>
+      <w:proofErr w:type="spellStart"/>
+      <w:r>
+        <w:rPr>
+          <w:rFonts w:ascii="Georgia" w:eastAsia="Times New Roman" w:hAnsi="Georgia" w:cs="Times New Roman"/>
+          <w:color w:val="000000" w:themeColor="text1"/>
+          <w:kern w:val="0"/>
+          <w:sz w:val="24"/>
+          <w:szCs w:val="24"/>
+          <w:lang w:val="en-US" w:eastAsia="en-IN"/>
+          <w14:ligatures w14:val="none"/>
+        </w:rPr>
+        <w:t>php-mysql</w:t>
+      </w:r>
+      <w:proofErr w:type="spellEnd"/>
+      <w:r>
+        <w:rPr>
+          <w:rFonts w:ascii="Georgia" w:eastAsia="Times New Roman" w:hAnsi="Georgia" w:cs="Times New Roman"/>
+          <w:color w:val="000000" w:themeColor="text1"/>
+          <w:kern w:val="0"/>
+          <w:sz w:val="24"/>
+          <w:szCs w:val="24"/>
+          <w:lang w:val="en-US" w:eastAsia="en-IN"/>
+          <w14:ligatures w14:val="none"/>
+        </w:rPr>
+        <w:t xml:space="preserve"> \</w:t>
       </w:r>
     </w:p>
     <w:p>
@@ -3001,17 +3663,31 @@
           <w14:ligatures w14:val="none"/>
         </w:rPr>
       </w:pPr>
-      <w:r>
-        <w:rPr>
-          <w:rFonts w:ascii="Georgia" w:eastAsia="Times New Roman" w:hAnsi="Georgia" w:cs="Times New Roman"/>
-          <w:color w:val="000000" w:themeColor="text1"/>
-          <w:kern w:val="0"/>
-          <w:sz w:val="24"/>
-          <w:szCs w:val="24"/>
-          <w:lang w:val="en-US" w:eastAsia="en-IN"/>
-          <w14:ligatures w14:val="none"/>
-        </w:rPr>
-        <w:t>php-cli \</w:t>
+      <w:proofErr w:type="spellStart"/>
+      <w:r>
+        <w:rPr>
+          <w:rFonts w:ascii="Georgia" w:eastAsia="Times New Roman" w:hAnsi="Georgia" w:cs="Times New Roman"/>
+          <w:color w:val="000000" w:themeColor="text1"/>
+          <w:kern w:val="0"/>
+          <w:sz w:val="24"/>
+          <w:szCs w:val="24"/>
+          <w:lang w:val="en-US" w:eastAsia="en-IN"/>
+          <w14:ligatures w14:val="none"/>
+        </w:rPr>
+        <w:t>php</w:t>
+      </w:r>
+      <w:proofErr w:type="spellEnd"/>
+      <w:r>
+        <w:rPr>
+          <w:rFonts w:ascii="Georgia" w:eastAsia="Times New Roman" w:hAnsi="Georgia" w:cs="Times New Roman"/>
+          <w:color w:val="000000" w:themeColor="text1"/>
+          <w:kern w:val="0"/>
+          <w:sz w:val="24"/>
+          <w:szCs w:val="24"/>
+          <w:lang w:val="en-US" w:eastAsia="en-IN"/>
+          <w14:ligatures w14:val="none"/>
+        </w:rPr>
+        <w:t>-cli \</w:t>
       </w:r>
     </w:p>
     <w:p>
@@ -3037,17 +3713,31 @@
           <w14:ligatures w14:val="none"/>
         </w:rPr>
       </w:pPr>
-      <w:r>
-        <w:rPr>
-          <w:rFonts w:ascii="Georgia" w:eastAsia="Times New Roman" w:hAnsi="Georgia" w:cs="Times New Roman"/>
-          <w:color w:val="000000" w:themeColor="text1"/>
-          <w:kern w:val="0"/>
-          <w:sz w:val="24"/>
-          <w:szCs w:val="24"/>
-          <w:lang w:val="en-US" w:eastAsia="en-IN"/>
-          <w14:ligatures w14:val="none"/>
-        </w:rPr>
-        <w:t>php-curl \</w:t>
+      <w:proofErr w:type="spellStart"/>
+      <w:r>
+        <w:rPr>
+          <w:rFonts w:ascii="Georgia" w:eastAsia="Times New Roman" w:hAnsi="Georgia" w:cs="Times New Roman"/>
+          <w:color w:val="000000" w:themeColor="text1"/>
+          <w:kern w:val="0"/>
+          <w:sz w:val="24"/>
+          <w:szCs w:val="24"/>
+          <w:lang w:val="en-US" w:eastAsia="en-IN"/>
+          <w14:ligatures w14:val="none"/>
+        </w:rPr>
+        <w:t>php</w:t>
+      </w:r>
+      <w:proofErr w:type="spellEnd"/>
+      <w:r>
+        <w:rPr>
+          <w:rFonts w:ascii="Georgia" w:eastAsia="Times New Roman" w:hAnsi="Georgia" w:cs="Times New Roman"/>
+          <w:color w:val="000000" w:themeColor="text1"/>
+          <w:kern w:val="0"/>
+          <w:sz w:val="24"/>
+          <w:szCs w:val="24"/>
+          <w:lang w:val="en-US" w:eastAsia="en-IN"/>
+          <w14:ligatures w14:val="none"/>
+        </w:rPr>
+        <w:t>-curl \</w:t>
       </w:r>
     </w:p>
     <w:p>
@@ -3073,17 +3763,31 @@
           <w14:ligatures w14:val="none"/>
         </w:rPr>
       </w:pPr>
-      <w:r>
-        <w:rPr>
-          <w:rFonts w:ascii="Georgia" w:eastAsia="Times New Roman" w:hAnsi="Georgia" w:cs="Times New Roman"/>
-          <w:color w:val="000000" w:themeColor="text1"/>
-          <w:kern w:val="0"/>
-          <w:sz w:val="24"/>
-          <w:szCs w:val="24"/>
-          <w:lang w:val="en-US" w:eastAsia="en-IN"/>
-          <w14:ligatures w14:val="none"/>
-        </w:rPr>
-        <w:t>php-gd \</w:t>
+      <w:proofErr w:type="spellStart"/>
+      <w:r>
+        <w:rPr>
+          <w:rFonts w:ascii="Georgia" w:eastAsia="Times New Roman" w:hAnsi="Georgia" w:cs="Times New Roman"/>
+          <w:color w:val="000000" w:themeColor="text1"/>
+          <w:kern w:val="0"/>
+          <w:sz w:val="24"/>
+          <w:szCs w:val="24"/>
+          <w:lang w:val="en-US" w:eastAsia="en-IN"/>
+          <w14:ligatures w14:val="none"/>
+        </w:rPr>
+        <w:t>php-gd</w:t>
+      </w:r>
+      <w:proofErr w:type="spellEnd"/>
+      <w:r>
+        <w:rPr>
+          <w:rFonts w:ascii="Georgia" w:eastAsia="Times New Roman" w:hAnsi="Georgia" w:cs="Times New Roman"/>
+          <w:color w:val="000000" w:themeColor="text1"/>
+          <w:kern w:val="0"/>
+          <w:sz w:val="24"/>
+          <w:szCs w:val="24"/>
+          <w:lang w:val="en-US" w:eastAsia="en-IN"/>
+          <w14:ligatures w14:val="none"/>
+        </w:rPr>
+        <w:t xml:space="preserve"> \</w:t>
       </w:r>
     </w:p>
     <w:p>
@@ -3109,17 +3813,31 @@
           <w14:ligatures w14:val="none"/>
         </w:rPr>
       </w:pPr>
-      <w:r>
-        <w:rPr>
-          <w:rFonts w:ascii="Georgia" w:eastAsia="Times New Roman" w:hAnsi="Georgia" w:cs="Times New Roman"/>
-          <w:color w:val="000000" w:themeColor="text1"/>
-          <w:kern w:val="0"/>
-          <w:sz w:val="24"/>
-          <w:szCs w:val="24"/>
-          <w:lang w:val="en-US" w:eastAsia="en-IN"/>
-          <w14:ligatures w14:val="none"/>
-        </w:rPr>
-        <w:t>php-xml \</w:t>
+      <w:proofErr w:type="spellStart"/>
+      <w:r>
+        <w:rPr>
+          <w:rFonts w:ascii="Georgia" w:eastAsia="Times New Roman" w:hAnsi="Georgia" w:cs="Times New Roman"/>
+          <w:color w:val="000000" w:themeColor="text1"/>
+          <w:kern w:val="0"/>
+          <w:sz w:val="24"/>
+          <w:szCs w:val="24"/>
+          <w:lang w:val="en-US" w:eastAsia="en-IN"/>
+          <w14:ligatures w14:val="none"/>
+        </w:rPr>
+        <w:t>php</w:t>
+      </w:r>
+      <w:proofErr w:type="spellEnd"/>
+      <w:r>
+        <w:rPr>
+          <w:rFonts w:ascii="Georgia" w:eastAsia="Times New Roman" w:hAnsi="Georgia" w:cs="Times New Roman"/>
+          <w:color w:val="000000" w:themeColor="text1"/>
+          <w:kern w:val="0"/>
+          <w:sz w:val="24"/>
+          <w:szCs w:val="24"/>
+          <w:lang w:val="en-US" w:eastAsia="en-IN"/>
+          <w14:ligatures w14:val="none"/>
+        </w:rPr>
+        <w:t>-xml \</w:t>
       </w:r>
     </w:p>
     <w:p>
@@ -3145,17 +3863,31 @@
           <w14:ligatures w14:val="none"/>
         </w:rPr>
       </w:pPr>
-      <w:r>
-        <w:rPr>
-          <w:rFonts w:ascii="Georgia" w:eastAsia="Times New Roman" w:hAnsi="Georgia" w:cs="Times New Roman"/>
-          <w:color w:val="000000" w:themeColor="text1"/>
-          <w:kern w:val="0"/>
-          <w:sz w:val="24"/>
-          <w:szCs w:val="24"/>
-          <w:lang w:val="en-US" w:eastAsia="en-IN"/>
-          <w14:ligatures w14:val="none"/>
-        </w:rPr>
-        <w:t>php-mbstring \</w:t>
+      <w:proofErr w:type="spellStart"/>
+      <w:r>
+        <w:rPr>
+          <w:rFonts w:ascii="Georgia" w:eastAsia="Times New Roman" w:hAnsi="Georgia" w:cs="Times New Roman"/>
+          <w:color w:val="000000" w:themeColor="text1"/>
+          <w:kern w:val="0"/>
+          <w:sz w:val="24"/>
+          <w:szCs w:val="24"/>
+          <w:lang w:val="en-US" w:eastAsia="en-IN"/>
+          <w14:ligatures w14:val="none"/>
+        </w:rPr>
+        <w:t>php-mbstring</w:t>
+      </w:r>
+      <w:proofErr w:type="spellEnd"/>
+      <w:r>
+        <w:rPr>
+          <w:rFonts w:ascii="Georgia" w:eastAsia="Times New Roman" w:hAnsi="Georgia" w:cs="Times New Roman"/>
+          <w:color w:val="000000" w:themeColor="text1"/>
+          <w:kern w:val="0"/>
+          <w:sz w:val="24"/>
+          <w:szCs w:val="24"/>
+          <w:lang w:val="en-US" w:eastAsia="en-IN"/>
+          <w14:ligatures w14:val="none"/>
+        </w:rPr>
+        <w:t xml:space="preserve"> \</w:t>
       </w:r>
     </w:p>
     <w:p>
@@ -3181,17 +3913,31 @@
           <w14:ligatures w14:val="none"/>
         </w:rPr>
       </w:pPr>
-      <w:r>
-        <w:rPr>
-          <w:rFonts w:ascii="Georgia" w:eastAsia="Times New Roman" w:hAnsi="Georgia" w:cs="Times New Roman"/>
-          <w:color w:val="000000" w:themeColor="text1"/>
-          <w:kern w:val="0"/>
-          <w:sz w:val="24"/>
-          <w:szCs w:val="24"/>
-          <w:lang w:val="en-US" w:eastAsia="en-IN"/>
-          <w14:ligatures w14:val="none"/>
-        </w:rPr>
-        <w:t>php-zip</w:t>
+      <w:proofErr w:type="spellStart"/>
+      <w:r>
+        <w:rPr>
+          <w:rFonts w:ascii="Georgia" w:eastAsia="Times New Roman" w:hAnsi="Georgia" w:cs="Times New Roman"/>
+          <w:color w:val="000000" w:themeColor="text1"/>
+          <w:kern w:val="0"/>
+          <w:sz w:val="24"/>
+          <w:szCs w:val="24"/>
+          <w:lang w:val="en-US" w:eastAsia="en-IN"/>
+          <w14:ligatures w14:val="none"/>
+        </w:rPr>
+        <w:t>php</w:t>
+      </w:r>
+      <w:proofErr w:type="spellEnd"/>
+      <w:r>
+        <w:rPr>
+          <w:rFonts w:ascii="Georgia" w:eastAsia="Times New Roman" w:hAnsi="Georgia" w:cs="Times New Roman"/>
+          <w:color w:val="000000" w:themeColor="text1"/>
+          <w:kern w:val="0"/>
+          <w:sz w:val="24"/>
+          <w:szCs w:val="24"/>
+          <w:lang w:val="en-US" w:eastAsia="en-IN"/>
+          <w14:ligatures w14:val="none"/>
+        </w:rPr>
+        <w:t>-zip</w:t>
       </w:r>
     </w:p>
     <w:p>
@@ -3265,17 +4011,57 @@
           <w14:ligatures w14:val="none"/>
         </w:rPr>
       </w:pPr>
-      <w:r>
-        <w:rPr>
-          <w:rFonts w:ascii="Georgia" w:eastAsia="Times New Roman" w:hAnsi="Georgia" w:cs="Times New Roman"/>
-          <w:color w:val="000000" w:themeColor="text1"/>
-          <w:kern w:val="0"/>
-          <w:sz w:val="24"/>
-          <w:szCs w:val="24"/>
-          <w:lang w:val="en-US" w:eastAsia="en-IN"/>
-          <w14:ligatures w14:val="none"/>
-        </w:rPr>
-        <w:t>sudo systemctl restart apache2</w:t>
+      <w:proofErr w:type="spellStart"/>
+      <w:r>
+        <w:rPr>
+          <w:rFonts w:ascii="Georgia" w:eastAsia="Times New Roman" w:hAnsi="Georgia" w:cs="Times New Roman"/>
+          <w:color w:val="000000" w:themeColor="text1"/>
+          <w:kern w:val="0"/>
+          <w:sz w:val="24"/>
+          <w:szCs w:val="24"/>
+          <w:lang w:val="en-US" w:eastAsia="en-IN"/>
+          <w14:ligatures w14:val="none"/>
+        </w:rPr>
+        <w:t>sudo</w:t>
+      </w:r>
+      <w:proofErr w:type="spellEnd"/>
+      <w:r>
+        <w:rPr>
+          <w:rFonts w:ascii="Georgia" w:eastAsia="Times New Roman" w:hAnsi="Georgia" w:cs="Times New Roman"/>
+          <w:color w:val="000000" w:themeColor="text1"/>
+          <w:kern w:val="0"/>
+          <w:sz w:val="24"/>
+          <w:szCs w:val="24"/>
+          <w:lang w:val="en-US" w:eastAsia="en-IN"/>
+          <w14:ligatures w14:val="none"/>
+        </w:rPr>
+        <w:t xml:space="preserve"> </w:t>
+      </w:r>
+      <w:proofErr w:type="spellStart"/>
+      <w:r>
+        <w:rPr>
+          <w:rFonts w:ascii="Georgia" w:eastAsia="Times New Roman" w:hAnsi="Georgia" w:cs="Times New Roman"/>
+          <w:color w:val="000000" w:themeColor="text1"/>
+          <w:kern w:val="0"/>
+          <w:sz w:val="24"/>
+          <w:szCs w:val="24"/>
+          <w:lang w:val="en-US" w:eastAsia="en-IN"/>
+          <w14:ligatures w14:val="none"/>
+        </w:rPr>
+        <w:t>systemctl</w:t>
+      </w:r>
+      <w:proofErr w:type="spellEnd"/>
+      <w:r>
+        <w:rPr>
+          <w:rFonts w:ascii="Georgia" w:eastAsia="Times New Roman" w:hAnsi="Georgia" w:cs="Times New Roman"/>
+          <w:color w:val="000000" w:themeColor="text1"/>
+          <w:kern w:val="0"/>
+          <w:sz w:val="24"/>
+          <w:szCs w:val="24"/>
+          <w:lang w:val="en-US" w:eastAsia="en-IN"/>
+          <w14:ligatures w14:val="none"/>
+        </w:rPr>
+        <w:t xml:space="preserve"> restart apache2</w:t>
       </w:r>
     </w:p>
     <w:p>
@@ -3349,6 +4135,7 @@
           <w14:ligatures w14:val="none"/>
         </w:rPr>
       </w:pPr>
+      <w:proofErr w:type="spellStart"/>
       <w:r>
         <w:rPr>
           <w:rFonts w:ascii="Georgia" w:eastAsia="Times New Roman" w:hAnsi="Georgia" w:cs="Times New Roman"/>
@@ -3371,7 +4158,20 @@
           <w:lang w:val="en-US" w:eastAsia="en-IN"/>
           <w14:ligatures w14:val="none"/>
         </w:rPr>
-        <w:t>hp -v</w:t>
+        <w:t>hp</w:t>
+      </w:r>
+      <w:proofErr w:type="spellEnd"/>
+      <w:r>
+        <w:rPr>
+          <w:rFonts w:ascii="Georgia" w:eastAsia="Times New Roman" w:hAnsi="Georgia" w:cs="Times New Roman"/>
+          <w:color w:val="000000" w:themeColor="text1"/>
+          <w:kern w:val="0"/>
+          <w:sz w:val="24"/>
+          <w:szCs w:val="24"/>
+          <w:lang w:val="en-US" w:eastAsia="en-IN"/>
+          <w14:ligatures w14:val="none"/>
+        </w:rPr>
+        <w:t xml:space="preserve"> -v</w:t>
       </w:r>
     </w:p>
     <w:p>
@@ -3515,8 +4315,22 @@
           <w:lang w:val="en-US" w:eastAsia="en-IN"/>
           <w14:ligatures w14:val="none"/>
         </w:rPr>
-        <w:t>d /tmp</w:t>
-      </w:r>
+        <w:t>d /</w:t>
+      </w:r>
+      <w:proofErr w:type="spellStart"/>
+      <w:r>
+        <w:rPr>
+          <w:rFonts w:ascii="Georgia" w:eastAsia="Times New Roman" w:hAnsi="Georgia" w:cs="Times New Roman"/>
+          <w:color w:val="000000" w:themeColor="text1"/>
+          <w:kern w:val="0"/>
+          <w:sz w:val="24"/>
+          <w:szCs w:val="24"/>
+          <w:lang w:val="en-US" w:eastAsia="en-IN"/>
+          <w14:ligatures w14:val="none"/>
+        </w:rPr>
+        <w:t>tmp</w:t>
+      </w:r>
+      <w:proofErr w:type="spellEnd"/>
     </w:p>
     <w:p>
       <w:pPr>
@@ -3571,6 +4385,7 @@
           <w14:ligatures w14:val="none"/>
         </w:rPr>
       </w:pPr>
+      <w:proofErr w:type="spellStart"/>
       <w:r>
         <w:rPr>
           <w:rFonts w:ascii="Georgia" w:eastAsia="Times New Roman" w:hAnsi="Georgia" w:cs="Times New Roman"/>
@@ -3593,9 +4408,22 @@
           <w:lang w:val="en-US" w:eastAsia="en-IN"/>
           <w14:ligatures w14:val="none"/>
         </w:rPr>
-        <w:t xml:space="preserve">get </w:t>
-      </w:r>
-      <w:hyperlink r:id="rId8" w:history="1">
+        <w:t>get</w:t>
+      </w:r>
+      <w:proofErr w:type="spellEnd"/>
+      <w:r>
+        <w:rPr>
+          <w:rFonts w:ascii="Georgia" w:eastAsia="Times New Roman" w:hAnsi="Georgia" w:cs="Times New Roman"/>
+          <w:color w:val="000000" w:themeColor="text1"/>
+          <w:kern w:val="0"/>
+          <w:sz w:val="24"/>
+          <w:szCs w:val="24"/>
+          <w:lang w:val="en-US" w:eastAsia="en-IN"/>
+          <w14:ligatures w14:val="none"/>
+        </w:rPr>
+        <w:t xml:space="preserve"> </w:t>
+      </w:r>
+      <w:hyperlink r:id="rId10" w:history="1">
         <w:r>
           <w:rPr>
             <w:rStyle w:val="Hyperlink"/>
@@ -3703,7 +4531,33 @@
           <w:lang w:val="en-US" w:eastAsia="en-IN"/>
           <w14:ligatures w14:val="none"/>
         </w:rPr>
-        <w:t>tar -xvzf latest.tar.gz</w:t>
+        <w:t>tar -</w:t>
+      </w:r>
+      <w:proofErr w:type="spellStart"/>
+      <w:r>
+        <w:rPr>
+          <w:rFonts w:ascii="Georgia" w:eastAsia="Times New Roman" w:hAnsi="Georgia" w:cs="Times New Roman"/>
+          <w:color w:val="000000" w:themeColor="text1"/>
+          <w:kern w:val="0"/>
+          <w:sz w:val="24"/>
+          <w:szCs w:val="24"/>
+          <w:lang w:val="en-US" w:eastAsia="en-IN"/>
+          <w14:ligatures w14:val="none"/>
+        </w:rPr>
+        <w:t>xvzf</w:t>
+      </w:r>
+      <w:proofErr w:type="spellEnd"/>
+      <w:r>
+        <w:rPr>
+          <w:rFonts w:ascii="Georgia" w:eastAsia="Times New Roman" w:hAnsi="Georgia" w:cs="Times New Roman"/>
+          <w:color w:val="000000" w:themeColor="text1"/>
+          <w:kern w:val="0"/>
+          <w:sz w:val="24"/>
+          <w:szCs w:val="24"/>
+          <w:lang w:val="en-US" w:eastAsia="en-IN"/>
+          <w14:ligatures w14:val="none"/>
+        </w:rPr>
+        <w:t xml:space="preserve"> latest.tar.gz</w:t>
       </w:r>
     </w:p>
     <w:p>
@@ -3777,17 +4631,57 @@
           <w14:ligatures w14:val="none"/>
         </w:rPr>
       </w:pPr>
-      <w:r>
-        <w:rPr>
-          <w:rFonts w:ascii="Georgia" w:eastAsia="Times New Roman" w:hAnsi="Georgia" w:cs="Times New Roman"/>
-          <w:color w:val="000000" w:themeColor="text1"/>
-          <w:kern w:val="0"/>
-          <w:sz w:val="24"/>
-          <w:szCs w:val="24"/>
-          <w:lang w:val="en-US" w:eastAsia="en-IN"/>
-          <w14:ligatures w14:val="none"/>
-        </w:rPr>
-        <w:t>sudo cp -r wordpress/* /var/www/html/</w:t>
+      <w:proofErr w:type="spellStart"/>
+      <w:r>
+        <w:rPr>
+          <w:rFonts w:ascii="Georgia" w:eastAsia="Times New Roman" w:hAnsi="Georgia" w:cs="Times New Roman"/>
+          <w:color w:val="000000" w:themeColor="text1"/>
+          <w:kern w:val="0"/>
+          <w:sz w:val="24"/>
+          <w:szCs w:val="24"/>
+          <w:lang w:val="en-US" w:eastAsia="en-IN"/>
+          <w14:ligatures w14:val="none"/>
+        </w:rPr>
+        <w:t>sudo</w:t>
+      </w:r>
+      <w:proofErr w:type="spellEnd"/>
+      <w:r>
+        <w:rPr>
+          <w:rFonts w:ascii="Georgia" w:eastAsia="Times New Roman" w:hAnsi="Georgia" w:cs="Times New Roman"/>
+          <w:color w:val="000000" w:themeColor="text1"/>
+          <w:kern w:val="0"/>
+          <w:sz w:val="24"/>
+          <w:szCs w:val="24"/>
+          <w:lang w:val="en-US" w:eastAsia="en-IN"/>
+          <w14:ligatures w14:val="none"/>
+        </w:rPr>
+        <w:t xml:space="preserve"> cp -r </w:t>
+      </w:r>
+      <w:proofErr w:type="spellStart"/>
+      <w:r>
+        <w:rPr>
+          <w:rFonts w:ascii="Georgia" w:eastAsia="Times New Roman" w:hAnsi="Georgia" w:cs="Times New Roman"/>
+          <w:color w:val="000000" w:themeColor="text1"/>
+          <w:kern w:val="0"/>
+          <w:sz w:val="24"/>
+          <w:szCs w:val="24"/>
+          <w:lang w:val="en-US" w:eastAsia="en-IN"/>
+          <w14:ligatures w14:val="none"/>
+        </w:rPr>
+        <w:t>wordpress</w:t>
+      </w:r>
+      <w:proofErr w:type="spellEnd"/>
+      <w:r>
+        <w:rPr>
+          <w:rFonts w:ascii="Georgia" w:eastAsia="Times New Roman" w:hAnsi="Georgia" w:cs="Times New Roman"/>
+          <w:color w:val="000000" w:themeColor="text1"/>
+          <w:kern w:val="0"/>
+          <w:sz w:val="24"/>
+          <w:szCs w:val="24"/>
+          <w:lang w:val="en-US" w:eastAsia="en-IN"/>
+          <w14:ligatures w14:val="none"/>
+        </w:rPr>
+        <w:t>/* /var/www/html/</w:t>
       </w:r>
     </w:p>
     <w:p>
@@ -3927,17 +4821,109 @@
           <w14:ligatures w14:val="none"/>
         </w:rPr>
       </w:pPr>
-      <w:r>
-        <w:rPr>
-          <w:rFonts w:ascii="Georgia" w:eastAsia="Times New Roman" w:hAnsi="Georgia" w:cs="Times New Roman"/>
-          <w:color w:val="000000" w:themeColor="text1"/>
-          <w:kern w:val="0"/>
-          <w:sz w:val="24"/>
-          <w:szCs w:val="24"/>
-          <w:lang w:val="en-US" w:eastAsia="en-IN"/>
-          <w14:ligatures w14:val="none"/>
-        </w:rPr>
-        <w:t>sudo chown -R www-data:www-data /var/www/html/</w:t>
+      <w:proofErr w:type="spellStart"/>
+      <w:r>
+        <w:rPr>
+          <w:rFonts w:ascii="Georgia" w:eastAsia="Times New Roman" w:hAnsi="Georgia" w:cs="Times New Roman"/>
+          <w:color w:val="000000" w:themeColor="text1"/>
+          <w:kern w:val="0"/>
+          <w:sz w:val="24"/>
+          <w:szCs w:val="24"/>
+          <w:lang w:val="en-US" w:eastAsia="en-IN"/>
+          <w14:ligatures w14:val="none"/>
+        </w:rPr>
+        <w:t>sudo</w:t>
+      </w:r>
+      <w:proofErr w:type="spellEnd"/>
+      <w:r>
+        <w:rPr>
+          <w:rFonts w:ascii="Georgia" w:eastAsia="Times New Roman" w:hAnsi="Georgia" w:cs="Times New Roman"/>
+          <w:color w:val="000000" w:themeColor="text1"/>
+          <w:kern w:val="0"/>
+          <w:sz w:val="24"/>
+          <w:szCs w:val="24"/>
+          <w:lang w:val="en-US" w:eastAsia="en-IN"/>
+          <w14:ligatures w14:val="none"/>
+        </w:rPr>
+        <w:t xml:space="preserve"> </w:t>
+      </w:r>
+      <w:proofErr w:type="spellStart"/>
+      <w:r>
+        <w:rPr>
+          <w:rFonts w:ascii="Georgia" w:eastAsia="Times New Roman" w:hAnsi="Georgia" w:cs="Times New Roman"/>
+          <w:color w:val="000000" w:themeColor="text1"/>
+          <w:kern w:val="0"/>
+          <w:sz w:val="24"/>
+          <w:szCs w:val="24"/>
+          <w:lang w:val="en-US" w:eastAsia="en-IN"/>
+          <w14:ligatures w14:val="none"/>
+        </w:rPr>
+        <w:t>chown</w:t>
+      </w:r>
+      <w:proofErr w:type="spellEnd"/>
+      <w:r>
+        <w:rPr>
+          <w:rFonts w:ascii="Georgia" w:eastAsia="Times New Roman" w:hAnsi="Georgia" w:cs="Times New Roman"/>
+          <w:color w:val="000000" w:themeColor="text1"/>
+          <w:kern w:val="0"/>
+          <w:sz w:val="24"/>
+          <w:szCs w:val="24"/>
+          <w:lang w:val="en-US" w:eastAsia="en-IN"/>
+          <w14:ligatures w14:val="none"/>
+        </w:rPr>
+        <w:t xml:space="preserve"> -R </w:t>
+      </w:r>
+      <w:proofErr w:type="spellStart"/>
+      <w:r>
+        <w:rPr>
+          <w:rFonts w:ascii="Georgia" w:eastAsia="Times New Roman" w:hAnsi="Georgia" w:cs="Times New Roman"/>
+          <w:color w:val="000000" w:themeColor="text1"/>
+          <w:kern w:val="0"/>
+          <w:sz w:val="24"/>
+          <w:szCs w:val="24"/>
+          <w:lang w:val="en-US" w:eastAsia="en-IN"/>
+          <w14:ligatures w14:val="none"/>
+        </w:rPr>
+        <w:t>www-</w:t>
+      </w:r>
+      <w:proofErr w:type="gramStart"/>
+      <w:r>
+        <w:rPr>
+          <w:rFonts w:ascii="Georgia" w:eastAsia="Times New Roman" w:hAnsi="Georgia" w:cs="Times New Roman"/>
+          <w:color w:val="000000" w:themeColor="text1"/>
+          <w:kern w:val="0"/>
+          <w:sz w:val="24"/>
+          <w:szCs w:val="24"/>
+          <w:lang w:val="en-US" w:eastAsia="en-IN"/>
+          <w14:ligatures w14:val="none"/>
+        </w:rPr>
+        <w:t>data:www</w:t>
+      </w:r>
+      <w:proofErr w:type="gramEnd"/>
+      <w:r>
+        <w:rPr>
+          <w:rFonts w:ascii="Georgia" w:eastAsia="Times New Roman" w:hAnsi="Georgia" w:cs="Times New Roman"/>
+          <w:color w:val="000000" w:themeColor="text1"/>
+          <w:kern w:val="0"/>
+          <w:sz w:val="24"/>
+          <w:szCs w:val="24"/>
+          <w:lang w:val="en-US" w:eastAsia="en-IN"/>
+          <w14:ligatures w14:val="none"/>
+        </w:rPr>
+        <w:t>-data</w:t>
+      </w:r>
+      <w:proofErr w:type="spellEnd"/>
+      <w:r>
+        <w:rPr>
+          <w:rFonts w:ascii="Georgia" w:eastAsia="Times New Roman" w:hAnsi="Georgia" w:cs="Times New Roman"/>
+          <w:color w:val="000000" w:themeColor="text1"/>
+          <w:kern w:val="0"/>
+          <w:sz w:val="24"/>
+          <w:szCs w:val="24"/>
+          <w:lang w:val="en-US" w:eastAsia="en-IN"/>
+          <w14:ligatures w14:val="none"/>
+        </w:rPr>
+        <w:t xml:space="preserve"> /var/www/html/</w:t>
       </w:r>
     </w:p>
     <w:p>
@@ -3993,17 +4979,57 @@
           <w14:ligatures w14:val="none"/>
         </w:rPr>
       </w:pPr>
-      <w:r>
-        <w:rPr>
-          <w:rFonts w:ascii="Georgia" w:eastAsia="Times New Roman" w:hAnsi="Georgia" w:cs="Times New Roman"/>
-          <w:color w:val="000000" w:themeColor="text1"/>
-          <w:kern w:val="0"/>
-          <w:sz w:val="24"/>
-          <w:szCs w:val="24"/>
-          <w:lang w:val="en-US" w:eastAsia="en-IN"/>
-          <w14:ligatures w14:val="none"/>
-        </w:rPr>
-        <w:t>sudo chmod -R 755 /var/www/html/</w:t>
+      <w:proofErr w:type="spellStart"/>
+      <w:r>
+        <w:rPr>
+          <w:rFonts w:ascii="Georgia" w:eastAsia="Times New Roman" w:hAnsi="Georgia" w:cs="Times New Roman"/>
+          <w:color w:val="000000" w:themeColor="text1"/>
+          <w:kern w:val="0"/>
+          <w:sz w:val="24"/>
+          <w:szCs w:val="24"/>
+          <w:lang w:val="en-US" w:eastAsia="en-IN"/>
+          <w14:ligatures w14:val="none"/>
+        </w:rPr>
+        <w:t>sudo</w:t>
+      </w:r>
+      <w:proofErr w:type="spellEnd"/>
+      <w:r>
+        <w:rPr>
+          <w:rFonts w:ascii="Georgia" w:eastAsia="Times New Roman" w:hAnsi="Georgia" w:cs="Times New Roman"/>
+          <w:color w:val="000000" w:themeColor="text1"/>
+          <w:kern w:val="0"/>
+          <w:sz w:val="24"/>
+          <w:szCs w:val="24"/>
+          <w:lang w:val="en-US" w:eastAsia="en-IN"/>
+          <w14:ligatures w14:val="none"/>
+        </w:rPr>
+        <w:t xml:space="preserve"> </w:t>
+      </w:r>
+      <w:proofErr w:type="spellStart"/>
+      <w:r>
+        <w:rPr>
+          <w:rFonts w:ascii="Georgia" w:eastAsia="Times New Roman" w:hAnsi="Georgia" w:cs="Times New Roman"/>
+          <w:color w:val="000000" w:themeColor="text1"/>
+          <w:kern w:val="0"/>
+          <w:sz w:val="24"/>
+          <w:szCs w:val="24"/>
+          <w:lang w:val="en-US" w:eastAsia="en-IN"/>
+          <w14:ligatures w14:val="none"/>
+        </w:rPr>
+        <w:t>chmod</w:t>
+      </w:r>
+      <w:proofErr w:type="spellEnd"/>
+      <w:r>
+        <w:rPr>
+          <w:rFonts w:ascii="Georgia" w:eastAsia="Times New Roman" w:hAnsi="Georgia" w:cs="Times New Roman"/>
+          <w:color w:val="000000" w:themeColor="text1"/>
+          <w:kern w:val="0"/>
+          <w:sz w:val="24"/>
+          <w:szCs w:val="24"/>
+          <w:lang w:val="en-US" w:eastAsia="en-IN"/>
+          <w14:ligatures w14:val="none"/>
+        </w:rPr>
+        <w:t xml:space="preserve"> -R 755 /var/www/html/</w:t>
       </w:r>
     </w:p>
     <w:p>
@@ -4210,18 +5236,72 @@
           <w14:ligatures w14:val="none"/>
         </w:rPr>
       </w:pPr>
-      <w:r>
-        <w:rPr>
-          <w:rFonts w:ascii="Georgia" w:eastAsia="Times New Roman" w:hAnsi="Georgia" w:cs="Times New Roman"/>
-          <w:color w:val="000000" w:themeColor="text1"/>
-          <w:kern w:val="0"/>
-          <w:sz w:val="24"/>
-          <w:szCs w:val="24"/>
-          <w:lang w:val="en-US" w:eastAsia="en-IN"/>
-          <w14:ligatures w14:val="none"/>
-        </w:rPr>
-        <w:t>sudo cp wp-config-sample.php wp-config.php</w:t>
-      </w:r>
+      <w:proofErr w:type="spellStart"/>
+      <w:r>
+        <w:rPr>
+          <w:rFonts w:ascii="Georgia" w:eastAsia="Times New Roman" w:hAnsi="Georgia" w:cs="Times New Roman"/>
+          <w:color w:val="000000" w:themeColor="text1"/>
+          <w:kern w:val="0"/>
+          <w:sz w:val="24"/>
+          <w:szCs w:val="24"/>
+          <w:lang w:val="en-US" w:eastAsia="en-IN"/>
+          <w14:ligatures w14:val="none"/>
+        </w:rPr>
+        <w:t>sudo</w:t>
+      </w:r>
+      <w:proofErr w:type="spellEnd"/>
+      <w:r>
+        <w:rPr>
+          <w:rFonts w:ascii="Georgia" w:eastAsia="Times New Roman" w:hAnsi="Georgia" w:cs="Times New Roman"/>
+          <w:color w:val="000000" w:themeColor="text1"/>
+          <w:kern w:val="0"/>
+          <w:sz w:val="24"/>
+          <w:szCs w:val="24"/>
+          <w:lang w:val="en-US" w:eastAsia="en-IN"/>
+          <w14:ligatures w14:val="none"/>
+        </w:rPr>
+        <w:t xml:space="preserve"> cp wp-config-</w:t>
+      </w:r>
+      <w:proofErr w:type="spellStart"/>
+      <w:r>
+        <w:rPr>
+          <w:rFonts w:ascii="Georgia" w:eastAsia="Times New Roman" w:hAnsi="Georgia" w:cs="Times New Roman"/>
+          <w:color w:val="000000" w:themeColor="text1"/>
+          <w:kern w:val="0"/>
+          <w:sz w:val="24"/>
+          <w:szCs w:val="24"/>
+          <w:lang w:val="en-US" w:eastAsia="en-IN"/>
+          <w14:ligatures w14:val="none"/>
+        </w:rPr>
+        <w:t>sample.php</w:t>
+      </w:r>
+      <w:proofErr w:type="spellEnd"/>
+      <w:r>
+        <w:rPr>
+          <w:rFonts w:ascii="Georgia" w:eastAsia="Times New Roman" w:hAnsi="Georgia" w:cs="Times New Roman"/>
+          <w:color w:val="000000" w:themeColor="text1"/>
+          <w:kern w:val="0"/>
+          <w:sz w:val="24"/>
+          <w:szCs w:val="24"/>
+          <w:lang w:val="en-US" w:eastAsia="en-IN"/>
+          <w14:ligatures w14:val="none"/>
+        </w:rPr>
+        <w:t xml:space="preserve"> wp-</w:t>
+      </w:r>
+      <w:proofErr w:type="spellStart"/>
+      <w:r>
+        <w:rPr>
+          <w:rFonts w:ascii="Georgia" w:eastAsia="Times New Roman" w:hAnsi="Georgia" w:cs="Times New Roman"/>
+          <w:color w:val="000000" w:themeColor="text1"/>
+          <w:kern w:val="0"/>
+          <w:sz w:val="24"/>
+          <w:szCs w:val="24"/>
+          <w:lang w:val="en-US" w:eastAsia="en-IN"/>
+          <w14:ligatures w14:val="none"/>
+        </w:rPr>
+        <w:t>config.php</w:t>
+      </w:r>
+      <w:proofErr w:type="spellEnd"/>
     </w:p>
     <w:p>
       <w:pPr>
@@ -4294,18 +5374,46 @@
           <w14:ligatures w14:val="none"/>
         </w:rPr>
       </w:pPr>
-      <w:r>
-        <w:rPr>
-          <w:rFonts w:ascii="Georgia" w:eastAsia="Times New Roman" w:hAnsi="Georgia" w:cs="Times New Roman"/>
-          <w:color w:val="000000" w:themeColor="text1"/>
-          <w:kern w:val="0"/>
-          <w:sz w:val="24"/>
-          <w:szCs w:val="24"/>
-          <w:lang w:val="en-US" w:eastAsia="en-IN"/>
-          <w14:ligatures w14:val="none"/>
-        </w:rPr>
-        <w:t>sudo nano wp-config.php</w:t>
-      </w:r>
+      <w:proofErr w:type="spellStart"/>
+      <w:r>
+        <w:rPr>
+          <w:rFonts w:ascii="Georgia" w:eastAsia="Times New Roman" w:hAnsi="Georgia" w:cs="Times New Roman"/>
+          <w:color w:val="000000" w:themeColor="text1"/>
+          <w:kern w:val="0"/>
+          <w:sz w:val="24"/>
+          <w:szCs w:val="24"/>
+          <w:lang w:val="en-US" w:eastAsia="en-IN"/>
+          <w14:ligatures w14:val="none"/>
+        </w:rPr>
+        <w:t>sudo</w:t>
+      </w:r>
+      <w:proofErr w:type="spellEnd"/>
+      <w:r>
+        <w:rPr>
+          <w:rFonts w:ascii="Georgia" w:eastAsia="Times New Roman" w:hAnsi="Georgia" w:cs="Times New Roman"/>
+          <w:color w:val="000000" w:themeColor="text1"/>
+          <w:kern w:val="0"/>
+          <w:sz w:val="24"/>
+          <w:szCs w:val="24"/>
+          <w:lang w:val="en-US" w:eastAsia="en-IN"/>
+          <w14:ligatures w14:val="none"/>
+        </w:rPr>
+        <w:t xml:space="preserve"> nano wp-</w:t>
+      </w:r>
+      <w:proofErr w:type="spellStart"/>
+      <w:r>
+        <w:rPr>
+          <w:rFonts w:ascii="Georgia" w:eastAsia="Times New Roman" w:hAnsi="Georgia" w:cs="Times New Roman"/>
+          <w:color w:val="000000" w:themeColor="text1"/>
+          <w:kern w:val="0"/>
+          <w:sz w:val="24"/>
+          <w:szCs w:val="24"/>
+          <w:lang w:val="en-US" w:eastAsia="en-IN"/>
+          <w14:ligatures w14:val="none"/>
+        </w:rPr>
+        <w:t>config.php</w:t>
+      </w:r>
+      <w:proofErr w:type="spellEnd"/>
     </w:p>
     <w:p>
       <w:pPr>
@@ -4373,17 +5481,57 @@
           <w14:ligatures w14:val="none"/>
         </w:rPr>
       </w:pPr>
-      <w:r>
-        <w:rPr>
-          <w:rFonts w:ascii="Georgia" w:eastAsia="Times New Roman" w:hAnsi="Georgia" w:cs="Times New Roman"/>
-          <w:color w:val="000000" w:themeColor="text1"/>
-          <w:kern w:val="0"/>
-          <w:sz w:val="24"/>
-          <w:szCs w:val="24"/>
-          <w:lang w:val="en-US" w:eastAsia="en-IN"/>
-          <w14:ligatures w14:val="none"/>
-        </w:rPr>
-        <w:t>define('DB_NAME', 'wordpress');</w:t>
+      <w:proofErr w:type="gramStart"/>
+      <w:r>
+        <w:rPr>
+          <w:rFonts w:ascii="Georgia" w:eastAsia="Times New Roman" w:hAnsi="Georgia" w:cs="Times New Roman"/>
+          <w:color w:val="000000" w:themeColor="text1"/>
+          <w:kern w:val="0"/>
+          <w:sz w:val="24"/>
+          <w:szCs w:val="24"/>
+          <w:lang w:val="en-US" w:eastAsia="en-IN"/>
+          <w14:ligatures w14:val="none"/>
+        </w:rPr>
+        <w:t>define(</w:t>
+      </w:r>
+      <w:proofErr w:type="gramEnd"/>
+      <w:r>
+        <w:rPr>
+          <w:rFonts w:ascii="Georgia" w:eastAsia="Times New Roman" w:hAnsi="Georgia" w:cs="Times New Roman"/>
+          <w:color w:val="000000" w:themeColor="text1"/>
+          <w:kern w:val="0"/>
+          <w:sz w:val="24"/>
+          <w:szCs w:val="24"/>
+          <w:lang w:val="en-US" w:eastAsia="en-IN"/>
+          <w14:ligatures w14:val="none"/>
+        </w:rPr>
+        <w:t>'DB_NAME', '</w:t>
+      </w:r>
+      <w:proofErr w:type="spellStart"/>
+      <w:r>
+        <w:rPr>
+          <w:rFonts w:ascii="Georgia" w:eastAsia="Times New Roman" w:hAnsi="Georgia" w:cs="Times New Roman"/>
+          <w:color w:val="000000" w:themeColor="text1"/>
+          <w:kern w:val="0"/>
+          <w:sz w:val="24"/>
+          <w:szCs w:val="24"/>
+          <w:lang w:val="en-US" w:eastAsia="en-IN"/>
+          <w14:ligatures w14:val="none"/>
+        </w:rPr>
+        <w:t>wordpress</w:t>
+      </w:r>
+      <w:proofErr w:type="spellEnd"/>
+      <w:r>
+        <w:rPr>
+          <w:rFonts w:ascii="Georgia" w:eastAsia="Times New Roman" w:hAnsi="Georgia" w:cs="Times New Roman"/>
+          <w:color w:val="000000" w:themeColor="text1"/>
+          <w:kern w:val="0"/>
+          <w:sz w:val="24"/>
+          <w:szCs w:val="24"/>
+          <w:lang w:val="en-US" w:eastAsia="en-IN"/>
+          <w14:ligatures w14:val="none"/>
+        </w:rPr>
+        <w:t>');</w:t>
       </w:r>
     </w:p>
     <w:p>
@@ -4409,17 +5557,57 @@
           <w14:ligatures w14:val="none"/>
         </w:rPr>
       </w:pPr>
-      <w:r>
-        <w:rPr>
-          <w:rFonts w:ascii="Georgia" w:eastAsia="Times New Roman" w:hAnsi="Georgia" w:cs="Times New Roman"/>
-          <w:color w:val="000000" w:themeColor="text1"/>
-          <w:kern w:val="0"/>
-          <w:sz w:val="24"/>
-          <w:szCs w:val="24"/>
-          <w:lang w:val="en-US" w:eastAsia="en-IN"/>
-          <w14:ligatures w14:val="none"/>
-        </w:rPr>
-        <w:t>define('DB_USER', 'wpuser');</w:t>
+      <w:proofErr w:type="gramStart"/>
+      <w:r>
+        <w:rPr>
+          <w:rFonts w:ascii="Georgia" w:eastAsia="Times New Roman" w:hAnsi="Georgia" w:cs="Times New Roman"/>
+          <w:color w:val="000000" w:themeColor="text1"/>
+          <w:kern w:val="0"/>
+          <w:sz w:val="24"/>
+          <w:szCs w:val="24"/>
+          <w:lang w:val="en-US" w:eastAsia="en-IN"/>
+          <w14:ligatures w14:val="none"/>
+        </w:rPr>
+        <w:t>define(</w:t>
+      </w:r>
+      <w:proofErr w:type="gramEnd"/>
+      <w:r>
+        <w:rPr>
+          <w:rFonts w:ascii="Georgia" w:eastAsia="Times New Roman" w:hAnsi="Georgia" w:cs="Times New Roman"/>
+          <w:color w:val="000000" w:themeColor="text1"/>
+          <w:kern w:val="0"/>
+          <w:sz w:val="24"/>
+          <w:szCs w:val="24"/>
+          <w:lang w:val="en-US" w:eastAsia="en-IN"/>
+          <w14:ligatures w14:val="none"/>
+        </w:rPr>
+        <w:t>'DB_USER', '</w:t>
+      </w:r>
+      <w:proofErr w:type="spellStart"/>
+      <w:r>
+        <w:rPr>
+          <w:rFonts w:ascii="Georgia" w:eastAsia="Times New Roman" w:hAnsi="Georgia" w:cs="Times New Roman"/>
+          <w:color w:val="000000" w:themeColor="text1"/>
+          <w:kern w:val="0"/>
+          <w:sz w:val="24"/>
+          <w:szCs w:val="24"/>
+          <w:lang w:val="en-US" w:eastAsia="en-IN"/>
+          <w14:ligatures w14:val="none"/>
+        </w:rPr>
+        <w:t>wpuser</w:t>
+      </w:r>
+      <w:proofErr w:type="spellEnd"/>
+      <w:r>
+        <w:rPr>
+          <w:rFonts w:ascii="Georgia" w:eastAsia="Times New Roman" w:hAnsi="Georgia" w:cs="Times New Roman"/>
+          <w:color w:val="000000" w:themeColor="text1"/>
+          <w:kern w:val="0"/>
+          <w:sz w:val="24"/>
+          <w:szCs w:val="24"/>
+          <w:lang w:val="en-US" w:eastAsia="en-IN"/>
+          <w14:ligatures w14:val="none"/>
+        </w:rPr>
+        <w:t>');</w:t>
       </w:r>
     </w:p>
     <w:p>
@@ -4445,17 +5633,57 @@
           <w14:ligatures w14:val="none"/>
         </w:rPr>
       </w:pPr>
-      <w:r>
-        <w:rPr>
-          <w:rFonts w:ascii="Georgia" w:eastAsia="Times New Roman" w:hAnsi="Georgia" w:cs="Times New Roman"/>
-          <w:color w:val="000000" w:themeColor="text1"/>
-          <w:kern w:val="0"/>
-          <w:sz w:val="24"/>
-          <w:szCs w:val="24"/>
-          <w:lang w:val="en-US" w:eastAsia="en-IN"/>
-          <w14:ligatures w14:val="none"/>
-        </w:rPr>
-        <w:t>define('DB_PASSWORD', 'wppassword');</w:t>
+      <w:proofErr w:type="gramStart"/>
+      <w:r>
+        <w:rPr>
+          <w:rFonts w:ascii="Georgia" w:eastAsia="Times New Roman" w:hAnsi="Georgia" w:cs="Times New Roman"/>
+          <w:color w:val="000000" w:themeColor="text1"/>
+          <w:kern w:val="0"/>
+          <w:sz w:val="24"/>
+          <w:szCs w:val="24"/>
+          <w:lang w:val="en-US" w:eastAsia="en-IN"/>
+          <w14:ligatures w14:val="none"/>
+        </w:rPr>
+        <w:t>define(</w:t>
+      </w:r>
+      <w:proofErr w:type="gramEnd"/>
+      <w:r>
+        <w:rPr>
+          <w:rFonts w:ascii="Georgia" w:eastAsia="Times New Roman" w:hAnsi="Georgia" w:cs="Times New Roman"/>
+          <w:color w:val="000000" w:themeColor="text1"/>
+          <w:kern w:val="0"/>
+          <w:sz w:val="24"/>
+          <w:szCs w:val="24"/>
+          <w:lang w:val="en-US" w:eastAsia="en-IN"/>
+          <w14:ligatures w14:val="none"/>
+        </w:rPr>
+        <w:t>'DB_PASSWORD', '</w:t>
+      </w:r>
+      <w:proofErr w:type="spellStart"/>
+      <w:r>
+        <w:rPr>
+          <w:rFonts w:ascii="Georgia" w:eastAsia="Times New Roman" w:hAnsi="Georgia" w:cs="Times New Roman"/>
+          <w:color w:val="000000" w:themeColor="text1"/>
+          <w:kern w:val="0"/>
+          <w:sz w:val="24"/>
+          <w:szCs w:val="24"/>
+          <w:lang w:val="en-US" w:eastAsia="en-IN"/>
+          <w14:ligatures w14:val="none"/>
+        </w:rPr>
+        <w:t>wppassword</w:t>
+      </w:r>
+      <w:proofErr w:type="spellEnd"/>
+      <w:r>
+        <w:rPr>
+          <w:rFonts w:ascii="Georgia" w:eastAsia="Times New Roman" w:hAnsi="Georgia" w:cs="Times New Roman"/>
+          <w:color w:val="000000" w:themeColor="text1"/>
+          <w:kern w:val="0"/>
+          <w:sz w:val="24"/>
+          <w:szCs w:val="24"/>
+          <w:lang w:val="en-US" w:eastAsia="en-IN"/>
+          <w14:ligatures w14:val="none"/>
+        </w:rPr>
+        <w:t>');</w:t>
       </w:r>
     </w:p>
     <w:p>
@@ -4481,17 +5709,31 @@
           <w14:ligatures w14:val="none"/>
         </w:rPr>
       </w:pPr>
-      <w:r>
-        <w:rPr>
-          <w:rFonts w:ascii="Georgia" w:eastAsia="Times New Roman" w:hAnsi="Georgia" w:cs="Times New Roman"/>
-          <w:color w:val="000000" w:themeColor="text1"/>
-          <w:kern w:val="0"/>
-          <w:sz w:val="24"/>
-          <w:szCs w:val="24"/>
-          <w:lang w:val="en-US" w:eastAsia="en-IN"/>
-          <w14:ligatures w14:val="none"/>
-        </w:rPr>
-        <w:t>define('DB_HOST', 'localhost');</w:t>
+      <w:proofErr w:type="gramStart"/>
+      <w:r>
+        <w:rPr>
+          <w:rFonts w:ascii="Georgia" w:eastAsia="Times New Roman" w:hAnsi="Georgia" w:cs="Times New Roman"/>
+          <w:color w:val="000000" w:themeColor="text1"/>
+          <w:kern w:val="0"/>
+          <w:sz w:val="24"/>
+          <w:szCs w:val="24"/>
+          <w:lang w:val="en-US" w:eastAsia="en-IN"/>
+          <w14:ligatures w14:val="none"/>
+        </w:rPr>
+        <w:t>define(</w:t>
+      </w:r>
+      <w:proofErr w:type="gramEnd"/>
+      <w:r>
+        <w:rPr>
+          <w:rFonts w:ascii="Georgia" w:eastAsia="Times New Roman" w:hAnsi="Georgia" w:cs="Times New Roman"/>
+          <w:color w:val="000000" w:themeColor="text1"/>
+          <w:kern w:val="0"/>
+          <w:sz w:val="24"/>
+          <w:szCs w:val="24"/>
+          <w:lang w:val="en-US" w:eastAsia="en-IN"/>
+          <w14:ligatures w14:val="none"/>
+        </w:rPr>
+        <w:t>'DB_HOST', 'localhost');</w:t>
       </w:r>
     </w:p>
     <w:p>
@@ -4631,17 +5873,31 @@
           <w14:ligatures w14:val="none"/>
         </w:rPr>
       </w:pPr>
-      <w:r>
-        <w:rPr>
-          <w:rFonts w:ascii="Georgia" w:eastAsia="Times New Roman" w:hAnsi="Georgia" w:cs="Times New Roman"/>
-          <w:color w:val="000000" w:themeColor="text1"/>
-          <w:kern w:val="0"/>
-          <w:sz w:val="24"/>
-          <w:szCs w:val="24"/>
-          <w:lang w:val="en-US" w:eastAsia="en-IN"/>
-          <w14:ligatures w14:val="none"/>
-        </w:rPr>
-        <w:t>sudo rm /var/www/html/index.html</w:t>
+      <w:proofErr w:type="spellStart"/>
+      <w:r>
+        <w:rPr>
+          <w:rFonts w:ascii="Georgia" w:eastAsia="Times New Roman" w:hAnsi="Georgia" w:cs="Times New Roman"/>
+          <w:color w:val="000000" w:themeColor="text1"/>
+          <w:kern w:val="0"/>
+          <w:sz w:val="24"/>
+          <w:szCs w:val="24"/>
+          <w:lang w:val="en-US" w:eastAsia="en-IN"/>
+          <w14:ligatures w14:val="none"/>
+        </w:rPr>
+        <w:t>sudo</w:t>
+      </w:r>
+      <w:proofErr w:type="spellEnd"/>
+      <w:r>
+        <w:rPr>
+          <w:rFonts w:ascii="Georgia" w:eastAsia="Times New Roman" w:hAnsi="Georgia" w:cs="Times New Roman"/>
+          <w:color w:val="000000" w:themeColor="text1"/>
+          <w:kern w:val="0"/>
+          <w:sz w:val="24"/>
+          <w:szCs w:val="24"/>
+          <w:lang w:val="en-US" w:eastAsia="en-IN"/>
+          <w14:ligatures w14:val="none"/>
+        </w:rPr>
+        <w:t xml:space="preserve"> rm /var/www/html/index.html</w:t>
       </w:r>
     </w:p>
     <w:p>
@@ -4687,17 +5943,57 @@
           <w14:ligatures w14:val="none"/>
         </w:rPr>
       </w:pPr>
-      <w:r>
-        <w:rPr>
-          <w:rFonts w:ascii="Georgia" w:eastAsia="Times New Roman" w:hAnsi="Georgia" w:cs="Times New Roman"/>
-          <w:color w:val="000000" w:themeColor="text1"/>
-          <w:kern w:val="0"/>
-          <w:sz w:val="24"/>
-          <w:szCs w:val="24"/>
-          <w:lang w:val="en-US" w:eastAsia="en-IN"/>
-          <w14:ligatures w14:val="none"/>
-        </w:rPr>
-        <w:t>sudo systemctl restart apache2</w:t>
+      <w:proofErr w:type="spellStart"/>
+      <w:r>
+        <w:rPr>
+          <w:rFonts w:ascii="Georgia" w:eastAsia="Times New Roman" w:hAnsi="Georgia" w:cs="Times New Roman"/>
+          <w:color w:val="000000" w:themeColor="text1"/>
+          <w:kern w:val="0"/>
+          <w:sz w:val="24"/>
+          <w:szCs w:val="24"/>
+          <w:lang w:val="en-US" w:eastAsia="en-IN"/>
+          <w14:ligatures w14:val="none"/>
+        </w:rPr>
+        <w:t>sudo</w:t>
+      </w:r>
+      <w:proofErr w:type="spellEnd"/>
+      <w:r>
+        <w:rPr>
+          <w:rFonts w:ascii="Georgia" w:eastAsia="Times New Roman" w:hAnsi="Georgia" w:cs="Times New Roman"/>
+          <w:color w:val="000000" w:themeColor="text1"/>
+          <w:kern w:val="0"/>
+          <w:sz w:val="24"/>
+          <w:szCs w:val="24"/>
+          <w:lang w:val="en-US" w:eastAsia="en-IN"/>
+          <w14:ligatures w14:val="none"/>
+        </w:rPr>
+        <w:t xml:space="preserve"> </w:t>
+      </w:r>
+      <w:proofErr w:type="spellStart"/>
+      <w:r>
+        <w:rPr>
+          <w:rFonts w:ascii="Georgia" w:eastAsia="Times New Roman" w:hAnsi="Georgia" w:cs="Times New Roman"/>
+          <w:color w:val="000000" w:themeColor="text1"/>
+          <w:kern w:val="0"/>
+          <w:sz w:val="24"/>
+          <w:szCs w:val="24"/>
+          <w:lang w:val="en-US" w:eastAsia="en-IN"/>
+          <w14:ligatures w14:val="none"/>
+        </w:rPr>
+        <w:t>systemctl</w:t>
+      </w:r>
+      <w:proofErr w:type="spellEnd"/>
+      <w:r>
+        <w:rPr>
+          <w:rFonts w:ascii="Georgia" w:eastAsia="Times New Roman" w:hAnsi="Georgia" w:cs="Times New Roman"/>
+          <w:color w:val="000000" w:themeColor="text1"/>
+          <w:kern w:val="0"/>
+          <w:sz w:val="24"/>
+          <w:szCs w:val="24"/>
+          <w:lang w:val="en-US" w:eastAsia="en-IN"/>
+          <w14:ligatures w14:val="none"/>
+        </w:rPr>
+        <w:t xml:space="preserve"> restart apache2</w:t>
       </w:r>
     </w:p>
     <w:p>
@@ -4734,11 +6030,6 @@
     </w:p>
     <w:p>
       <w:pPr>
-        <w:shd w:val="clear" w:color="auto" w:fill="FFFFFF"/>
-        <w:spacing w:after="0" w:line="480" w:lineRule="auto"/>
-        <w:jc w:val="both"/>
-        <w:textAlignment w:val="baseline"/>
-        <w:outlineLvl w:val="0"/>
         <w:rPr>
           <w:rFonts w:ascii="Georgia" w:eastAsia="Times New Roman" w:hAnsi="Georgia" w:cs="Times New Roman"/>
           <w:b/>
@@ -4763,6 +6054,41 @@
           <w:lang w:val="en-US" w:eastAsia="en-IN"/>
           <w14:ligatures w14:val="none"/>
         </w:rPr>
+        <w:br w:type="page"/>
+      </w:r>
+    </w:p>
+    <w:p>
+      <w:pPr>
+        <w:shd w:val="clear" w:color="auto" w:fill="FFFFFF"/>
+        <w:spacing w:after="0" w:line="480" w:lineRule="auto"/>
+        <w:jc w:val="both"/>
+        <w:textAlignment w:val="baseline"/>
+        <w:outlineLvl w:val="0"/>
+        <w:rPr>
+          <w:rFonts w:ascii="Georgia" w:eastAsia="Times New Roman" w:hAnsi="Georgia" w:cs="Times New Roman"/>
+          <w:b/>
+          <w:bCs/>
+          <w:color w:val="000000" w:themeColor="text1"/>
+          <w:kern w:val="0"/>
+          <w:sz w:val="24"/>
+          <w:szCs w:val="24"/>
+          <w:lang w:val="en-US" w:eastAsia="en-IN"/>
+          <w14:ligatures w14:val="none"/>
+        </w:rPr>
+      </w:pPr>
+      <w:r>
+        <w:rPr>
+          <w:rFonts w:ascii="Georgia" w:eastAsia="Times New Roman" w:hAnsi="Georgia" w:cs="Times New Roman"/>
+          <w:b/>
+          <w:bCs/>
+          <w:color w:val="000000" w:themeColor="text1"/>
+          <w:kern w:val="0"/>
+          <w:sz w:val="24"/>
+          <w:szCs w:val="24"/>
+          <w:lang w:val="en-US" w:eastAsia="en-IN"/>
+          <w14:ligatures w14:val="none"/>
+        </w:rPr>
+        <w:lastRenderedPageBreak/>
         <w:t>Part 14 – Complete the WordPress Installation</w:t>
       </w:r>
     </w:p>
@@ -4877,9 +6203,95 @@
           <w:lang w:val="en-US" w:eastAsia="en-IN"/>
           <w14:ligatures w14:val="none"/>
         </w:rPr>
-        <w:lastRenderedPageBreak/>
         <w:t>The WordPress installation page appears.</w:t>
       </w:r>
+    </w:p>
+    <w:p>
+      <w:pPr>
+        <w:shd w:val="clear" w:color="auto" w:fill="FFFFFF"/>
+        <w:spacing w:after="0" w:line="480" w:lineRule="auto"/>
+        <w:jc w:val="both"/>
+        <w:textAlignment w:val="baseline"/>
+        <w:outlineLvl w:val="0"/>
+        <w:rPr>
+          <w:rFonts w:ascii="Georgia" w:eastAsia="Times New Roman" w:hAnsi="Georgia" w:cs="Times New Roman"/>
+          <w:color w:val="000000" w:themeColor="text1"/>
+          <w:kern w:val="0"/>
+          <w:sz w:val="24"/>
+          <w:szCs w:val="24"/>
+          <w:lang w:val="en-US" w:eastAsia="en-IN"/>
+          <w14:ligatures w14:val="none"/>
+        </w:rPr>
+      </w:pPr>
+      <w:r>
+        <w:rPr>
+          <w:rFonts w:ascii="Georgia" w:eastAsia="Times New Roman" w:hAnsi="Georgia" w:cs="Times New Roman"/>
+          <w:color w:val="000000" w:themeColor="text1"/>
+          <w:kern w:val="0"/>
+          <w:sz w:val="24"/>
+          <w:szCs w:val="24"/>
+          <w:lang w:val="en-US" w:eastAsia="en-IN"/>
+          <w14:ligatures w14:val="none"/>
+        </w:rPr>
+        <w:drawing>
+          <wp:inline distT="0" distB="0" distL="0" distR="0" wp14:anchorId="243E8440" wp14:editId="1B6445BB">
+            <wp:extent cx="5731510" cy="3762375"/>
+            <wp:effectExtent l="19050" t="19050" r="21590" b="28575"/>
+            <wp:docPr id="135454311" name="Picture 1"/>
+            <wp:cNvGraphicFramePr>
+              <a:graphicFrameLocks xmlns:a="http://schemas.openxmlformats.org/drawingml/2006/main" noChangeAspect="1"/>
+            </wp:cNvGraphicFramePr>
+            <a:graphic xmlns:a="http://schemas.openxmlformats.org/drawingml/2006/main">
+              <a:graphicData uri="http://schemas.openxmlformats.org/drawingml/2006/picture">
+                <pic:pic xmlns:pic="http://schemas.openxmlformats.org/drawingml/2006/picture">
+                  <pic:nvPicPr>
+                    <pic:cNvPr id="135454311" name=""/>
+                    <pic:cNvPicPr/>
+                  </pic:nvPicPr>
+                  <pic:blipFill>
+                    <a:blip r:embed="rId11"/>
+                    <a:stretch>
+                      <a:fillRect/>
+                    </a:stretch>
+                  </pic:blipFill>
+                  <pic:spPr>
+                    <a:xfrm>
+                      <a:off x="0" y="0"/>
+                      <a:ext cx="5731510" cy="3762375"/>
+                    </a:xfrm>
+                    <a:prstGeom prst="rect">
+                      <a:avLst/>
+                    </a:prstGeom>
+                    <a:ln>
+                      <a:solidFill>
+                        <a:schemeClr val="tx1"/>
+                      </a:solidFill>
+                    </a:ln>
+                  </pic:spPr>
+                </pic:pic>
+              </a:graphicData>
+            </a:graphic>
+          </wp:inline>
+        </w:drawing>
+      </w:r>
+    </w:p>
+    <w:p>
+      <w:pPr>
+        <w:shd w:val="clear" w:color="auto" w:fill="FFFFFF"/>
+        <w:spacing w:after="0" w:line="480" w:lineRule="auto"/>
+        <w:jc w:val="both"/>
+        <w:textAlignment w:val="baseline"/>
+        <w:outlineLvl w:val="0"/>
+        <w:rPr>
+          <w:rFonts w:ascii="Georgia" w:eastAsia="Times New Roman" w:hAnsi="Georgia" w:cs="Times New Roman"/>
+          <w:color w:val="000000" w:themeColor="text1"/>
+          <w:kern w:val="0"/>
+          <w:sz w:val="24"/>
+          <w:szCs w:val="24"/>
+          <w:lang w:val="en-US" w:eastAsia="en-IN"/>
+          <w14:ligatures w14:val="none"/>
+        </w:rPr>
+      </w:pPr>
     </w:p>
     <w:p>
       <w:pPr>
@@ -5390,6 +6802,7 @@
           <w:lang w:val="en-US" w:eastAsia="en-IN"/>
           <w14:ligatures w14:val="none"/>
         </w:rPr>
+        <w:lastRenderedPageBreak/>
         <w:t>Click</w:t>
       </w:r>
     </w:p>
@@ -5592,7 +7005,33 @@
           <w:lang w:val="en-US" w:eastAsia="en-IN"/>
           <w14:ligatures w14:val="none"/>
         </w:rPr>
-        <w:t>Login using the administrator credentials.</w:t>
+        <w:t xml:space="preserve">Login using the </w:t>
+      </w:r>
+      <w:proofErr w:type="gramStart"/>
+      <w:r>
+        <w:rPr>
+          <w:rFonts w:ascii="Georgia" w:eastAsia="Times New Roman" w:hAnsi="Georgia" w:cs="Times New Roman"/>
+          <w:color w:val="000000" w:themeColor="text1"/>
+          <w:kern w:val="0"/>
+          <w:sz w:val="24"/>
+          <w:szCs w:val="24"/>
+          <w:lang w:val="en-US" w:eastAsia="en-IN"/>
+          <w14:ligatures w14:val="none"/>
+        </w:rPr>
+        <w:t>administrator</w:t>
+      </w:r>
+      <w:proofErr w:type="gramEnd"/>
+      <w:r>
+        <w:rPr>
+          <w:rFonts w:ascii="Georgia" w:eastAsia="Times New Roman" w:hAnsi="Georgia" w:cs="Times New Roman"/>
+          <w:color w:val="000000" w:themeColor="text1"/>
+          <w:kern w:val="0"/>
+          <w:sz w:val="24"/>
+          <w:szCs w:val="24"/>
+          <w:lang w:val="en-US" w:eastAsia="en-IN"/>
+          <w14:ligatures w14:val="none"/>
+        </w:rPr>
+        <w:t xml:space="preserve"> credentials.</w:t>
       </w:r>
     </w:p>
     <w:p>
@@ -5624,9 +7063,9 @@
           <w14:ligatures w14:val="none"/>
         </w:rPr>
         <w:drawing>
-          <wp:inline distT="0" distB="0" distL="0" distR="0" wp14:anchorId="6ECCED40" wp14:editId="42379D6C">
+          <wp:inline distT="0" distB="0" distL="0" distR="0" wp14:anchorId="6ECCED40" wp14:editId="276125BD">
             <wp:extent cx="5731510" cy="2529840"/>
-            <wp:effectExtent l="0" t="0" r="2540" b="3810"/>
+            <wp:effectExtent l="19050" t="19050" r="21590" b="22860"/>
             <wp:docPr id="1737145381" name="Picture 1"/>
             <wp:cNvGraphicFramePr>
               <a:graphicFrameLocks xmlns:a="http://schemas.openxmlformats.org/drawingml/2006/main" noChangeAspect="1"/>
@@ -5639,7 +7078,7 @@
                     <pic:cNvPicPr/>
                   </pic:nvPicPr>
                   <pic:blipFill>
-                    <a:blip r:embed="rId9"/>
+                    <a:blip r:embed="rId12"/>
                     <a:stretch>
                       <a:fillRect/>
                     </a:stretch>
@@ -5652,6 +7091,11 @@
                     <a:prstGeom prst="rect">
                       <a:avLst/>
                     </a:prstGeom>
+                    <a:ln>
+                      <a:solidFill>
+                        <a:schemeClr val="tx1"/>
+                      </a:solidFill>
+                    </a:ln>
                   </pic:spPr>
                 </pic:pic>
               </a:graphicData>
@@ -5723,289 +7167,289 @@
           <w:lang w:val="en-US" w:eastAsia="en-IN"/>
           <w14:ligatures w14:val="none"/>
         </w:rPr>
+        <w:t>Part 16 – Publish Your First Blog</w:t>
+      </w:r>
+    </w:p>
+    <w:p>
+      <w:pPr>
+        <w:shd w:val="clear" w:color="auto" w:fill="FFFFFF"/>
+        <w:spacing w:after="0" w:line="480" w:lineRule="auto"/>
+        <w:jc w:val="both"/>
+        <w:textAlignment w:val="baseline"/>
+        <w:outlineLvl w:val="0"/>
+        <w:rPr>
+          <w:rFonts w:ascii="Georgia" w:eastAsia="Times New Roman" w:hAnsi="Georgia" w:cs="Times New Roman"/>
+          <w:color w:val="000000" w:themeColor="text1"/>
+          <w:kern w:val="0"/>
+          <w:sz w:val="24"/>
+          <w:szCs w:val="24"/>
+          <w:lang w:val="en-US" w:eastAsia="en-IN"/>
+          <w14:ligatures w14:val="none"/>
+        </w:rPr>
+      </w:pPr>
+      <w:r>
+        <w:rPr>
+          <w:rFonts w:ascii="Georgia" w:eastAsia="Times New Roman" w:hAnsi="Georgia" w:cs="Times New Roman"/>
+          <w:color w:val="000000" w:themeColor="text1"/>
+          <w:kern w:val="0"/>
+          <w:sz w:val="24"/>
+          <w:szCs w:val="24"/>
+          <w:lang w:val="en-US" w:eastAsia="en-IN"/>
+          <w14:ligatures w14:val="none"/>
+        </w:rPr>
+        <w:t>Navigate to</w:t>
+      </w:r>
+    </w:p>
+    <w:p>
+      <w:pPr>
+        <w:shd w:val="clear" w:color="auto" w:fill="FFFFFF"/>
+        <w:spacing w:after="0" w:line="480" w:lineRule="auto"/>
+        <w:jc w:val="both"/>
+        <w:textAlignment w:val="baseline"/>
+        <w:outlineLvl w:val="0"/>
+        <w:rPr>
+          <w:rFonts w:ascii="Georgia" w:eastAsia="Times New Roman" w:hAnsi="Georgia" w:cs="Times New Roman"/>
+          <w:color w:val="000000" w:themeColor="text1"/>
+          <w:kern w:val="0"/>
+          <w:sz w:val="24"/>
+          <w:szCs w:val="24"/>
+          <w:lang w:val="en-US" w:eastAsia="en-IN"/>
+          <w14:ligatures w14:val="none"/>
+        </w:rPr>
+      </w:pPr>
+      <w:r>
+        <w:rPr>
+          <w:rFonts w:ascii="Georgia" w:eastAsia="Times New Roman" w:hAnsi="Georgia" w:cs="Times New Roman"/>
+          <w:color w:val="000000" w:themeColor="text1"/>
+          <w:kern w:val="0"/>
+          <w:sz w:val="24"/>
+          <w:szCs w:val="24"/>
+          <w:lang w:val="en-US" w:eastAsia="en-IN"/>
+          <w14:ligatures w14:val="none"/>
+        </w:rPr>
+        <w:t xml:space="preserve">Posts </w:t>
+      </w:r>
+      <w:r>
+        <w:rPr>
+          <w:rFonts w:ascii="Times New Roman" w:eastAsia="Times New Roman" w:hAnsi="Times New Roman" w:cs="Times New Roman"/>
+          <w:color w:val="000000" w:themeColor="text1"/>
+          <w:kern w:val="0"/>
+          <w:sz w:val="24"/>
+          <w:szCs w:val="24"/>
+          <w:lang w:val="en-US" w:eastAsia="en-IN"/>
+          <w14:ligatures w14:val="none"/>
+        </w:rPr>
+        <w:t>→</w:t>
+      </w:r>
+      <w:r>
+        <w:rPr>
+          <w:rFonts w:ascii="Georgia" w:eastAsia="Times New Roman" w:hAnsi="Georgia" w:cs="Times New Roman"/>
+          <w:color w:val="000000" w:themeColor="text1"/>
+          <w:kern w:val="0"/>
+          <w:sz w:val="24"/>
+          <w:szCs w:val="24"/>
+          <w:lang w:val="en-US" w:eastAsia="en-IN"/>
+          <w14:ligatures w14:val="none"/>
+        </w:rPr>
+        <w:t xml:space="preserve"> Add New</w:t>
+      </w:r>
+    </w:p>
+    <w:p>
+      <w:pPr>
+        <w:shd w:val="clear" w:color="auto" w:fill="FFFFFF"/>
+        <w:spacing w:after="0" w:line="480" w:lineRule="auto"/>
+        <w:jc w:val="both"/>
+        <w:textAlignment w:val="baseline"/>
+        <w:outlineLvl w:val="0"/>
+        <w:rPr>
+          <w:rFonts w:ascii="Georgia" w:eastAsia="Times New Roman" w:hAnsi="Georgia" w:cs="Times New Roman"/>
+          <w:color w:val="000000" w:themeColor="text1"/>
+          <w:kern w:val="0"/>
+          <w:sz w:val="24"/>
+          <w:szCs w:val="24"/>
+          <w:lang w:val="en-US" w:eastAsia="en-IN"/>
+          <w14:ligatures w14:val="none"/>
+        </w:rPr>
+      </w:pPr>
+      <w:r>
+        <w:rPr>
+          <w:rFonts w:ascii="Georgia" w:eastAsia="Times New Roman" w:hAnsi="Georgia" w:cs="Times New Roman"/>
+          <w:color w:val="000000" w:themeColor="text1"/>
+          <w:kern w:val="0"/>
+          <w:sz w:val="24"/>
+          <w:szCs w:val="24"/>
+          <w:lang w:val="en-US" w:eastAsia="en-IN"/>
+          <w14:ligatures w14:val="none"/>
+        </w:rPr>
+        <w:t>Create a post.</w:t>
+      </w:r>
+    </w:p>
+    <w:p>
+      <w:pPr>
+        <w:shd w:val="clear" w:color="auto" w:fill="FFFFFF"/>
+        <w:spacing w:after="0" w:line="480" w:lineRule="auto"/>
+        <w:jc w:val="both"/>
+        <w:textAlignment w:val="baseline"/>
+        <w:outlineLvl w:val="0"/>
+        <w:rPr>
+          <w:rFonts w:ascii="Georgia" w:eastAsia="Times New Roman" w:hAnsi="Georgia" w:cs="Times New Roman"/>
+          <w:color w:val="000000" w:themeColor="text1"/>
+          <w:kern w:val="0"/>
+          <w:sz w:val="24"/>
+          <w:szCs w:val="24"/>
+          <w:lang w:val="en-US" w:eastAsia="en-IN"/>
+          <w14:ligatures w14:val="none"/>
+        </w:rPr>
+      </w:pPr>
+      <w:r>
+        <w:rPr>
+          <w:rFonts w:ascii="Georgia" w:eastAsia="Times New Roman" w:hAnsi="Georgia" w:cs="Times New Roman"/>
+          <w:color w:val="000000" w:themeColor="text1"/>
+          <w:kern w:val="0"/>
+          <w:sz w:val="24"/>
+          <w:szCs w:val="24"/>
+          <w:lang w:val="en-US" w:eastAsia="en-IN"/>
+          <w14:ligatures w14:val="none"/>
+        </w:rPr>
+        <w:t>Example</w:t>
+      </w:r>
+    </w:p>
+    <w:p>
+      <w:pPr>
+        <w:shd w:val="clear" w:color="auto" w:fill="FFFFFF"/>
+        <w:spacing w:after="0" w:line="480" w:lineRule="auto"/>
+        <w:jc w:val="both"/>
+        <w:textAlignment w:val="baseline"/>
+        <w:outlineLvl w:val="0"/>
+        <w:rPr>
+          <w:rFonts w:ascii="Georgia" w:eastAsia="Times New Roman" w:hAnsi="Georgia" w:cs="Times New Roman"/>
+          <w:color w:val="000000" w:themeColor="text1"/>
+          <w:kern w:val="0"/>
+          <w:sz w:val="24"/>
+          <w:szCs w:val="24"/>
+          <w:lang w:val="en-US" w:eastAsia="en-IN"/>
+          <w14:ligatures w14:val="none"/>
+        </w:rPr>
+      </w:pPr>
+      <w:r>
+        <w:rPr>
+          <w:rFonts w:ascii="Georgia" w:eastAsia="Times New Roman" w:hAnsi="Georgia" w:cs="Times New Roman"/>
+          <w:color w:val="000000" w:themeColor="text1"/>
+          <w:kern w:val="0"/>
+          <w:sz w:val="24"/>
+          <w:szCs w:val="24"/>
+          <w:lang w:val="en-US" w:eastAsia="en-IN"/>
+          <w14:ligatures w14:val="none"/>
+        </w:rPr>
+        <w:t>Title:</w:t>
+      </w:r>
+    </w:p>
+    <w:p>
+      <w:pPr>
+        <w:shd w:val="clear" w:color="auto" w:fill="FFFFFF"/>
+        <w:spacing w:after="0" w:line="480" w:lineRule="auto"/>
+        <w:jc w:val="both"/>
+        <w:textAlignment w:val="baseline"/>
+        <w:outlineLvl w:val="0"/>
+        <w:rPr>
+          <w:rFonts w:ascii="Georgia" w:eastAsia="Times New Roman" w:hAnsi="Georgia" w:cs="Times New Roman"/>
+          <w:color w:val="000000" w:themeColor="text1"/>
+          <w:kern w:val="0"/>
+          <w:sz w:val="24"/>
+          <w:szCs w:val="24"/>
+          <w:lang w:val="en-US" w:eastAsia="en-IN"/>
+          <w14:ligatures w14:val="none"/>
+        </w:rPr>
+      </w:pPr>
+      <w:r>
+        <w:rPr>
+          <w:rFonts w:ascii="Georgia" w:eastAsia="Times New Roman" w:hAnsi="Georgia" w:cs="Times New Roman"/>
+          <w:color w:val="000000" w:themeColor="text1"/>
+          <w:kern w:val="0"/>
+          <w:sz w:val="24"/>
+          <w:szCs w:val="24"/>
+          <w:lang w:val="en-US" w:eastAsia="en-IN"/>
+          <w14:ligatures w14:val="none"/>
+        </w:rPr>
+        <w:t>Welcome to My Blog</w:t>
+      </w:r>
+    </w:p>
+    <w:p>
+      <w:pPr>
+        <w:shd w:val="clear" w:color="auto" w:fill="FFFFFF"/>
+        <w:spacing w:after="0" w:line="480" w:lineRule="auto"/>
+        <w:jc w:val="both"/>
+        <w:textAlignment w:val="baseline"/>
+        <w:outlineLvl w:val="0"/>
+        <w:rPr>
+          <w:rFonts w:ascii="Georgia" w:eastAsia="Times New Roman" w:hAnsi="Georgia" w:cs="Times New Roman"/>
+          <w:color w:val="000000" w:themeColor="text1"/>
+          <w:kern w:val="0"/>
+          <w:sz w:val="24"/>
+          <w:szCs w:val="24"/>
+          <w:lang w:val="en-US" w:eastAsia="en-IN"/>
+          <w14:ligatures w14:val="none"/>
+        </w:rPr>
+      </w:pPr>
+    </w:p>
+    <w:p>
+      <w:pPr>
+        <w:shd w:val="clear" w:color="auto" w:fill="FFFFFF"/>
+        <w:spacing w:after="0" w:line="480" w:lineRule="auto"/>
+        <w:jc w:val="both"/>
+        <w:textAlignment w:val="baseline"/>
+        <w:outlineLvl w:val="0"/>
+        <w:rPr>
+          <w:rFonts w:ascii="Georgia" w:eastAsia="Times New Roman" w:hAnsi="Georgia" w:cs="Times New Roman"/>
+          <w:color w:val="000000" w:themeColor="text1"/>
+          <w:kern w:val="0"/>
+          <w:sz w:val="24"/>
+          <w:szCs w:val="24"/>
+          <w:lang w:val="en-US" w:eastAsia="en-IN"/>
+          <w14:ligatures w14:val="none"/>
+        </w:rPr>
+      </w:pPr>
+      <w:r>
+        <w:rPr>
+          <w:rFonts w:ascii="Georgia" w:eastAsia="Times New Roman" w:hAnsi="Georgia" w:cs="Times New Roman"/>
+          <w:color w:val="000000" w:themeColor="text1"/>
+          <w:kern w:val="0"/>
+          <w:sz w:val="24"/>
+          <w:szCs w:val="24"/>
+          <w:lang w:val="en-US" w:eastAsia="en-IN"/>
+          <w14:ligatures w14:val="none"/>
+        </w:rPr>
+        <w:t>Content:</w:t>
+      </w:r>
+    </w:p>
+    <w:p>
+      <w:pPr>
+        <w:shd w:val="clear" w:color="auto" w:fill="FFFFFF"/>
+        <w:spacing w:after="0" w:line="480" w:lineRule="auto"/>
+        <w:jc w:val="both"/>
+        <w:textAlignment w:val="baseline"/>
+        <w:outlineLvl w:val="0"/>
+        <w:rPr>
+          <w:rFonts w:ascii="Georgia" w:eastAsia="Times New Roman" w:hAnsi="Georgia" w:cs="Times New Roman"/>
+          <w:color w:val="000000" w:themeColor="text1"/>
+          <w:kern w:val="0"/>
+          <w:sz w:val="24"/>
+          <w:szCs w:val="24"/>
+          <w:lang w:val="en-US" w:eastAsia="en-IN"/>
+          <w14:ligatures w14:val="none"/>
+        </w:rPr>
+      </w:pPr>
+      <w:r>
+        <w:rPr>
+          <w:rFonts w:ascii="Georgia" w:eastAsia="Times New Roman" w:hAnsi="Georgia" w:cs="Times New Roman"/>
+          <w:color w:val="000000" w:themeColor="text1"/>
+          <w:kern w:val="0"/>
+          <w:sz w:val="24"/>
+          <w:szCs w:val="24"/>
+          <w:lang w:val="en-US" w:eastAsia="en-IN"/>
+          <w14:ligatures w14:val="none"/>
+        </w:rPr>
         <w:lastRenderedPageBreak/>
-        <w:t>Part 16 – Publish Your First Blog</w:t>
-      </w:r>
-    </w:p>
-    <w:p>
-      <w:pPr>
-        <w:shd w:val="clear" w:color="auto" w:fill="FFFFFF"/>
-        <w:spacing w:after="0" w:line="480" w:lineRule="auto"/>
-        <w:jc w:val="both"/>
-        <w:textAlignment w:val="baseline"/>
-        <w:outlineLvl w:val="0"/>
-        <w:rPr>
-          <w:rFonts w:ascii="Georgia" w:eastAsia="Times New Roman" w:hAnsi="Georgia" w:cs="Times New Roman"/>
-          <w:color w:val="000000" w:themeColor="text1"/>
-          <w:kern w:val="0"/>
-          <w:sz w:val="24"/>
-          <w:szCs w:val="24"/>
-          <w:lang w:val="en-US" w:eastAsia="en-IN"/>
-          <w14:ligatures w14:val="none"/>
-        </w:rPr>
-      </w:pPr>
-      <w:r>
-        <w:rPr>
-          <w:rFonts w:ascii="Georgia" w:eastAsia="Times New Roman" w:hAnsi="Georgia" w:cs="Times New Roman"/>
-          <w:color w:val="000000" w:themeColor="text1"/>
-          <w:kern w:val="0"/>
-          <w:sz w:val="24"/>
-          <w:szCs w:val="24"/>
-          <w:lang w:val="en-US" w:eastAsia="en-IN"/>
-          <w14:ligatures w14:val="none"/>
-        </w:rPr>
-        <w:t>Navigate to</w:t>
-      </w:r>
-    </w:p>
-    <w:p>
-      <w:pPr>
-        <w:shd w:val="clear" w:color="auto" w:fill="FFFFFF"/>
-        <w:spacing w:after="0" w:line="480" w:lineRule="auto"/>
-        <w:jc w:val="both"/>
-        <w:textAlignment w:val="baseline"/>
-        <w:outlineLvl w:val="0"/>
-        <w:rPr>
-          <w:rFonts w:ascii="Georgia" w:eastAsia="Times New Roman" w:hAnsi="Georgia" w:cs="Times New Roman"/>
-          <w:color w:val="000000" w:themeColor="text1"/>
-          <w:kern w:val="0"/>
-          <w:sz w:val="24"/>
-          <w:szCs w:val="24"/>
-          <w:lang w:val="en-US" w:eastAsia="en-IN"/>
-          <w14:ligatures w14:val="none"/>
-        </w:rPr>
-      </w:pPr>
-      <w:r>
-        <w:rPr>
-          <w:rFonts w:ascii="Georgia" w:eastAsia="Times New Roman" w:hAnsi="Georgia" w:cs="Times New Roman"/>
-          <w:color w:val="000000" w:themeColor="text1"/>
-          <w:kern w:val="0"/>
-          <w:sz w:val="24"/>
-          <w:szCs w:val="24"/>
-          <w:lang w:val="en-US" w:eastAsia="en-IN"/>
-          <w14:ligatures w14:val="none"/>
-        </w:rPr>
-        <w:t xml:space="preserve">Posts </w:t>
-      </w:r>
-      <w:r>
-        <w:rPr>
-          <w:rFonts w:ascii="Times New Roman" w:eastAsia="Times New Roman" w:hAnsi="Times New Roman" w:cs="Times New Roman"/>
-          <w:color w:val="000000" w:themeColor="text1"/>
-          <w:kern w:val="0"/>
-          <w:sz w:val="24"/>
-          <w:szCs w:val="24"/>
-          <w:lang w:val="en-US" w:eastAsia="en-IN"/>
-          <w14:ligatures w14:val="none"/>
-        </w:rPr>
-        <w:t>→</w:t>
-      </w:r>
-      <w:r>
-        <w:rPr>
-          <w:rFonts w:ascii="Georgia" w:eastAsia="Times New Roman" w:hAnsi="Georgia" w:cs="Times New Roman"/>
-          <w:color w:val="000000" w:themeColor="text1"/>
-          <w:kern w:val="0"/>
-          <w:sz w:val="24"/>
-          <w:szCs w:val="24"/>
-          <w:lang w:val="en-US" w:eastAsia="en-IN"/>
-          <w14:ligatures w14:val="none"/>
-        </w:rPr>
-        <w:t xml:space="preserve"> Add New</w:t>
-      </w:r>
-    </w:p>
-    <w:p>
-      <w:pPr>
-        <w:shd w:val="clear" w:color="auto" w:fill="FFFFFF"/>
-        <w:spacing w:after="0" w:line="480" w:lineRule="auto"/>
-        <w:jc w:val="both"/>
-        <w:textAlignment w:val="baseline"/>
-        <w:outlineLvl w:val="0"/>
-        <w:rPr>
-          <w:rFonts w:ascii="Georgia" w:eastAsia="Times New Roman" w:hAnsi="Georgia" w:cs="Times New Roman"/>
-          <w:color w:val="000000" w:themeColor="text1"/>
-          <w:kern w:val="0"/>
-          <w:sz w:val="24"/>
-          <w:szCs w:val="24"/>
-          <w:lang w:val="en-US" w:eastAsia="en-IN"/>
-          <w14:ligatures w14:val="none"/>
-        </w:rPr>
-      </w:pPr>
-      <w:r>
-        <w:rPr>
-          <w:rFonts w:ascii="Georgia" w:eastAsia="Times New Roman" w:hAnsi="Georgia" w:cs="Times New Roman"/>
-          <w:color w:val="000000" w:themeColor="text1"/>
-          <w:kern w:val="0"/>
-          <w:sz w:val="24"/>
-          <w:szCs w:val="24"/>
-          <w:lang w:val="en-US" w:eastAsia="en-IN"/>
-          <w14:ligatures w14:val="none"/>
-        </w:rPr>
-        <w:t>Create a post.</w:t>
-      </w:r>
-    </w:p>
-    <w:p>
-      <w:pPr>
-        <w:shd w:val="clear" w:color="auto" w:fill="FFFFFF"/>
-        <w:spacing w:after="0" w:line="480" w:lineRule="auto"/>
-        <w:jc w:val="both"/>
-        <w:textAlignment w:val="baseline"/>
-        <w:outlineLvl w:val="0"/>
-        <w:rPr>
-          <w:rFonts w:ascii="Georgia" w:eastAsia="Times New Roman" w:hAnsi="Georgia" w:cs="Times New Roman"/>
-          <w:color w:val="000000" w:themeColor="text1"/>
-          <w:kern w:val="0"/>
-          <w:sz w:val="24"/>
-          <w:szCs w:val="24"/>
-          <w:lang w:val="en-US" w:eastAsia="en-IN"/>
-          <w14:ligatures w14:val="none"/>
-        </w:rPr>
-      </w:pPr>
-      <w:r>
-        <w:rPr>
-          <w:rFonts w:ascii="Georgia" w:eastAsia="Times New Roman" w:hAnsi="Georgia" w:cs="Times New Roman"/>
-          <w:color w:val="000000" w:themeColor="text1"/>
-          <w:kern w:val="0"/>
-          <w:sz w:val="24"/>
-          <w:szCs w:val="24"/>
-          <w:lang w:val="en-US" w:eastAsia="en-IN"/>
-          <w14:ligatures w14:val="none"/>
-        </w:rPr>
-        <w:t>Example</w:t>
-      </w:r>
-    </w:p>
-    <w:p>
-      <w:pPr>
-        <w:shd w:val="clear" w:color="auto" w:fill="FFFFFF"/>
-        <w:spacing w:after="0" w:line="480" w:lineRule="auto"/>
-        <w:jc w:val="both"/>
-        <w:textAlignment w:val="baseline"/>
-        <w:outlineLvl w:val="0"/>
-        <w:rPr>
-          <w:rFonts w:ascii="Georgia" w:eastAsia="Times New Roman" w:hAnsi="Georgia" w:cs="Times New Roman"/>
-          <w:color w:val="000000" w:themeColor="text1"/>
-          <w:kern w:val="0"/>
-          <w:sz w:val="24"/>
-          <w:szCs w:val="24"/>
-          <w:lang w:val="en-US" w:eastAsia="en-IN"/>
-          <w14:ligatures w14:val="none"/>
-        </w:rPr>
-      </w:pPr>
-      <w:r>
-        <w:rPr>
-          <w:rFonts w:ascii="Georgia" w:eastAsia="Times New Roman" w:hAnsi="Georgia" w:cs="Times New Roman"/>
-          <w:color w:val="000000" w:themeColor="text1"/>
-          <w:kern w:val="0"/>
-          <w:sz w:val="24"/>
-          <w:szCs w:val="24"/>
-          <w:lang w:val="en-US" w:eastAsia="en-IN"/>
-          <w14:ligatures w14:val="none"/>
-        </w:rPr>
-        <w:t>Title:</w:t>
-      </w:r>
-    </w:p>
-    <w:p>
-      <w:pPr>
-        <w:shd w:val="clear" w:color="auto" w:fill="FFFFFF"/>
-        <w:spacing w:after="0" w:line="480" w:lineRule="auto"/>
-        <w:jc w:val="both"/>
-        <w:textAlignment w:val="baseline"/>
-        <w:outlineLvl w:val="0"/>
-        <w:rPr>
-          <w:rFonts w:ascii="Georgia" w:eastAsia="Times New Roman" w:hAnsi="Georgia" w:cs="Times New Roman"/>
-          <w:color w:val="000000" w:themeColor="text1"/>
-          <w:kern w:val="0"/>
-          <w:sz w:val="24"/>
-          <w:szCs w:val="24"/>
-          <w:lang w:val="en-US" w:eastAsia="en-IN"/>
-          <w14:ligatures w14:val="none"/>
-        </w:rPr>
-      </w:pPr>
-      <w:r>
-        <w:rPr>
-          <w:rFonts w:ascii="Georgia" w:eastAsia="Times New Roman" w:hAnsi="Georgia" w:cs="Times New Roman"/>
-          <w:color w:val="000000" w:themeColor="text1"/>
-          <w:kern w:val="0"/>
-          <w:sz w:val="24"/>
-          <w:szCs w:val="24"/>
-          <w:lang w:val="en-US" w:eastAsia="en-IN"/>
-          <w14:ligatures w14:val="none"/>
-        </w:rPr>
-        <w:t>Welcome to My Blog</w:t>
-      </w:r>
-    </w:p>
-    <w:p>
-      <w:pPr>
-        <w:shd w:val="clear" w:color="auto" w:fill="FFFFFF"/>
-        <w:spacing w:after="0" w:line="480" w:lineRule="auto"/>
-        <w:jc w:val="both"/>
-        <w:textAlignment w:val="baseline"/>
-        <w:outlineLvl w:val="0"/>
-        <w:rPr>
-          <w:rFonts w:ascii="Georgia" w:eastAsia="Times New Roman" w:hAnsi="Georgia" w:cs="Times New Roman"/>
-          <w:color w:val="000000" w:themeColor="text1"/>
-          <w:kern w:val="0"/>
-          <w:sz w:val="24"/>
-          <w:szCs w:val="24"/>
-          <w:lang w:val="en-US" w:eastAsia="en-IN"/>
-          <w14:ligatures w14:val="none"/>
-        </w:rPr>
-      </w:pPr>
-    </w:p>
-    <w:p>
-      <w:pPr>
-        <w:shd w:val="clear" w:color="auto" w:fill="FFFFFF"/>
-        <w:spacing w:after="0" w:line="480" w:lineRule="auto"/>
-        <w:jc w:val="both"/>
-        <w:textAlignment w:val="baseline"/>
-        <w:outlineLvl w:val="0"/>
-        <w:rPr>
-          <w:rFonts w:ascii="Georgia" w:eastAsia="Times New Roman" w:hAnsi="Georgia" w:cs="Times New Roman"/>
-          <w:color w:val="000000" w:themeColor="text1"/>
-          <w:kern w:val="0"/>
-          <w:sz w:val="24"/>
-          <w:szCs w:val="24"/>
-          <w:lang w:val="en-US" w:eastAsia="en-IN"/>
-          <w14:ligatures w14:val="none"/>
-        </w:rPr>
-      </w:pPr>
-      <w:r>
-        <w:rPr>
-          <w:rFonts w:ascii="Georgia" w:eastAsia="Times New Roman" w:hAnsi="Georgia" w:cs="Times New Roman"/>
-          <w:color w:val="000000" w:themeColor="text1"/>
-          <w:kern w:val="0"/>
-          <w:sz w:val="24"/>
-          <w:szCs w:val="24"/>
-          <w:lang w:val="en-US" w:eastAsia="en-IN"/>
-          <w14:ligatures w14:val="none"/>
-        </w:rPr>
-        <w:t>Content:</w:t>
-      </w:r>
-    </w:p>
-    <w:p>
-      <w:pPr>
-        <w:shd w:val="clear" w:color="auto" w:fill="FFFFFF"/>
-        <w:spacing w:after="0" w:line="480" w:lineRule="auto"/>
-        <w:jc w:val="both"/>
-        <w:textAlignment w:val="baseline"/>
-        <w:outlineLvl w:val="0"/>
-        <w:rPr>
-          <w:rFonts w:ascii="Georgia" w:eastAsia="Times New Roman" w:hAnsi="Georgia" w:cs="Times New Roman"/>
-          <w:color w:val="000000" w:themeColor="text1"/>
-          <w:kern w:val="0"/>
-          <w:sz w:val="24"/>
-          <w:szCs w:val="24"/>
-          <w:lang w:val="en-US" w:eastAsia="en-IN"/>
-          <w14:ligatures w14:val="none"/>
-        </w:rPr>
-      </w:pPr>
-      <w:r>
-        <w:rPr>
-          <w:rFonts w:ascii="Georgia" w:eastAsia="Times New Roman" w:hAnsi="Georgia" w:cs="Times New Roman"/>
-          <w:color w:val="000000" w:themeColor="text1"/>
-          <w:kern w:val="0"/>
-          <w:sz w:val="24"/>
-          <w:szCs w:val="24"/>
-          <w:lang w:val="en-US" w:eastAsia="en-IN"/>
-          <w14:ligatures w14:val="none"/>
-        </w:rPr>
         <w:t>This is my first WordPress blog hosted on AWS EC2 Ubuntu.</w:t>
       </w:r>
     </w:p>
@@ -6252,7 +7696,59 @@
           <w:lang w:val="en-US" w:eastAsia="en-IN"/>
           <w14:ligatures w14:val="none"/>
         </w:rPr>
-        <w:t>Your WordPress homepage displays the published blog post.</w:t>
+        <w:t xml:space="preserve">Your WordPress homepage displays </w:t>
+      </w:r>
+      <w:proofErr w:type="gramStart"/>
+      <w:r>
+        <w:rPr>
+          <w:rFonts w:ascii="Georgia" w:eastAsia="Times New Roman" w:hAnsi="Georgia" w:cs="Times New Roman"/>
+          <w:color w:val="000000" w:themeColor="text1"/>
+          <w:kern w:val="0"/>
+          <w:sz w:val="24"/>
+          <w:szCs w:val="24"/>
+          <w:lang w:val="en-US" w:eastAsia="en-IN"/>
+          <w14:ligatures w14:val="none"/>
+        </w:rPr>
+        <w:t>the published</w:t>
+      </w:r>
+      <w:proofErr w:type="gramEnd"/>
+      <w:r>
+        <w:rPr>
+          <w:rFonts w:ascii="Georgia" w:eastAsia="Times New Roman" w:hAnsi="Georgia" w:cs="Times New Roman"/>
+          <w:color w:val="000000" w:themeColor="text1"/>
+          <w:kern w:val="0"/>
+          <w:sz w:val="24"/>
+          <w:szCs w:val="24"/>
+          <w:lang w:val="en-US" w:eastAsia="en-IN"/>
+          <w14:ligatures w14:val="none"/>
+        </w:rPr>
+        <w:t xml:space="preserve"> blog </w:t>
+      </w:r>
+      <w:proofErr w:type="gramStart"/>
+      <w:r>
+        <w:rPr>
+          <w:rFonts w:ascii="Georgia" w:eastAsia="Times New Roman" w:hAnsi="Georgia" w:cs="Times New Roman"/>
+          <w:color w:val="000000" w:themeColor="text1"/>
+          <w:kern w:val="0"/>
+          <w:sz w:val="24"/>
+          <w:szCs w:val="24"/>
+          <w:lang w:val="en-US" w:eastAsia="en-IN"/>
+          <w14:ligatures w14:val="none"/>
+        </w:rPr>
+        <w:t>post</w:t>
+      </w:r>
+      <w:proofErr w:type="gramEnd"/>
+      <w:r>
+        <w:rPr>
+          <w:rFonts w:ascii="Georgia" w:eastAsia="Times New Roman" w:hAnsi="Georgia" w:cs="Times New Roman"/>
+          <w:color w:val="000000" w:themeColor="text1"/>
+          <w:kern w:val="0"/>
+          <w:sz w:val="24"/>
+          <w:szCs w:val="24"/>
+          <w:lang w:val="en-US" w:eastAsia="en-IN"/>
+          <w14:ligatures w14:val="none"/>
+        </w:rPr>
+        <w:t>.</w:t>
       </w:r>
     </w:p>
     <w:p>
@@ -6274,7 +7770,7 @@
       </w:pPr>
     </w:p>
     <w:sectPr>
-      <w:headerReference w:type="default" r:id="rId10"/>
+      <w:headerReference w:type="default" r:id="rId13"/>
       <w:pgSz w:w="11906" w:h="16838"/>
       <w:pgMar w:top="1440" w:right="1440" w:bottom="1440" w:left="1440" w:header="708" w:footer="708" w:gutter="0"/>
       <w:cols w:space="708"/>
